--- a/zhs/docx/029.content.docx
+++ b/zhs/docx/029.content.docx
@@ -218,59 +218,29 @@
         </w:rPr>
         <w:t>这个词和</w:t>
       </w:r>
-      <w:hyperlink r:id="rId13">
-        <w:r>
-          <w:rPr>
-            <w:lang w:val="zh_CN" w:bidi="zh_CN"/>
-          </w:rPr>
-          <w:rPr>
-            <w:color w:val="0000EE"/>
-            <w:u w:val="single"/>
-          </w:rPr>
-          <w:t>弥赛亚</w:t>
-        </w:r>
-      </w:hyperlink>
+      <w:r>
+        <w:rPr>
+          <w:lang w:val="zh_CN" w:bidi="zh_CN"/>
+        </w:rPr>
+        <w:t>弥赛亚</w:t>
+      </w:r>
       <w:r>
         <w:rPr>
           <w:lang w:val="zh_CN" w:bidi="zh_CN"/>
         </w:rPr>
         <w:t>这个词是相同的。基督是</w:t>
       </w:r>
-      <w:hyperlink r:id="rId14">
-        <w:r>
-          <w:rPr>
-            <w:lang w:val="zh_CN" w:bidi="zh_CN"/>
-          </w:rPr>
-          <w:rPr>
-            <w:color w:val="0000EE"/>
-            <w:u w:val="single"/>
-          </w:rPr>
-          <w:t>希腊文</w:t>
-        </w:r>
-      </w:hyperlink>
-      <w:r>
-        <w:rPr>
-          <w:lang w:val="zh_CN" w:bidi="zh_CN"/>
-        </w:rPr>
-        <w:t>，弥赛亚是</w:t>
-      </w:r>
-      <w:hyperlink r:id="rId15">
-        <w:r>
-          <w:rPr>
-            <w:lang w:val="zh_CN" w:bidi="zh_CN"/>
-          </w:rPr>
-          <w:rPr>
-            <w:color w:val="0000EE"/>
-            <w:u w:val="single"/>
-          </w:rPr>
-          <w:t>希伯来文</w:t>
-        </w:r>
-      </w:hyperlink>
-      <w:r>
-        <w:rPr>
-          <w:lang w:val="zh_CN" w:bidi="zh_CN"/>
-        </w:rPr>
-        <w:t>中的同一个词。希腊文是新约的语言，希伯来文是旧约的语言。</w:t>
+      <w:r>
+        <w:rPr>
+          <w:lang w:val="zh_CN" w:bidi="zh_CN"/>
+        </w:rPr>
+        <w:t>希腊文</w:t>
+      </w:r>
+      <w:r>
+        <w:rPr>
+          <w:lang w:val="zh_CN" w:bidi="zh_CN"/>
+        </w:rPr>
+        <w:t>，弥赛亚是希伯来文中的同一个词。希腊文是新约的语言，希伯来文是旧约的语言。</w:t>
       </w:r>
     </w:p>
     <w:p>
@@ -286,41 +256,17 @@
         </w:rPr>
         <w:t>"弥赛亚"这个词指的是神应许要差来的那位特别的</w:t>
       </w:r>
-      <w:hyperlink r:id="rId16">
-        <w:r>
-          <w:rPr>
-            <w:lang w:val="zh_CN" w:bidi="zh_CN"/>
-          </w:rPr>
-          <w:rPr>
-            <w:color w:val="0000EE"/>
-            <w:u w:val="single"/>
-          </w:rPr>
-          <w:t>王</w:t>
-        </w:r>
-      </w:hyperlink>
-      <w:r>
-        <w:rPr>
-          <w:lang w:val="zh_CN" w:bidi="zh_CN"/>
-        </w:rPr>
-        <w:t>和</w:t>
-      </w:r>
-      <w:hyperlink r:id="rId17">
-        <w:r>
-          <w:rPr>
-            <w:lang w:val="zh_CN" w:bidi="zh_CN"/>
-          </w:rPr>
-          <w:rPr>
-            <w:color w:val="0000EE"/>
-            <w:u w:val="single"/>
-          </w:rPr>
-          <w:t>救主</w:t>
-        </w:r>
-      </w:hyperlink>
-      <w:r>
-        <w:rPr>
-          <w:lang w:val="zh_CN" w:bidi="zh_CN"/>
-        </w:rPr>
-        <w:t>。</w:t>
+      <w:r>
+        <w:rPr>
+          <w:lang w:val="zh_CN" w:bidi="zh_CN"/>
+        </w:rPr>
+        <w:t>王</w:t>
+      </w:r>
+      <w:r>
+        <w:rPr>
+          <w:lang w:val="zh_CN" w:bidi="zh_CN"/>
+        </w:rPr>
+        <w:t>和救主。</w:t>
       </w:r>
     </w:p>
     <w:p>
@@ -336,72 +282,48 @@
         </w:rPr>
         <w:t>弥赛亚的字面意思是</w:t>
       </w:r>
-      <w:hyperlink r:id="rId18">
-        <w:r>
-          <w:rPr>
-            <w:lang w:val="zh_CN" w:bidi="zh_CN"/>
-          </w:rPr>
-          <w:rPr>
-            <w:color w:val="0000EE"/>
-            <w:u w:val="single"/>
-          </w:rPr>
-          <w:t>受膏者</w:t>
-        </w:r>
-      </w:hyperlink>
+      <w:r>
+        <w:rPr>
+          <w:lang w:val="zh_CN" w:bidi="zh_CN"/>
+        </w:rPr>
+        <w:t>受膏者</w:t>
+      </w:r>
       <w:r>
         <w:rPr>
           <w:lang w:val="zh_CN" w:bidi="zh_CN"/>
         </w:rPr>
         <w:t>。这意味着另外一个人把油倒在他们身上。这是一个记号，表明神给了这个人一项特殊的任务。例如，在旧约中，神告诉</w:t>
       </w:r>
-      <w:hyperlink r:id="rId19">
-        <w:r>
-          <w:rPr>
-            <w:lang w:val="zh_CN" w:bidi="zh_CN"/>
-          </w:rPr>
-          <w:rPr>
-            <w:color w:val="0000EE"/>
-            <w:u w:val="single"/>
-          </w:rPr>
-          <w:t>先知</w:t>
-        </w:r>
-      </w:hyperlink>
+      <w:r>
+        <w:rPr>
+          <w:lang w:val="zh_CN" w:bidi="zh_CN"/>
+        </w:rPr>
+        <w:t>先知</w:t>
+      </w:r>
       <w:r>
         <w:rPr>
           <w:lang w:val="zh_CN" w:bidi="zh_CN"/>
         </w:rPr>
         <w:t>撒母耳，要把油倒在</w:t>
       </w:r>
-      <w:hyperlink r:id="rId20">
-        <w:r>
-          <w:rPr>
-            <w:lang w:val="zh_CN" w:bidi="zh_CN"/>
-          </w:rPr>
-          <w:rPr>
-            <w:color w:val="0000EE"/>
-            <w:u w:val="single"/>
-          </w:rPr>
-          <w:t>大卫</w:t>
-        </w:r>
-      </w:hyperlink>
+      <w:r>
+        <w:rPr>
+          <w:lang w:val="zh_CN" w:bidi="zh_CN"/>
+        </w:rPr>
+        <w:t>大卫</w:t>
+      </w:r>
       <w:r>
         <w:rPr>
           <w:lang w:val="zh_CN" w:bidi="zh_CN"/>
         </w:rPr>
         <w:t>身上。这是一个记号，表明神拣选了大卫成为</w:t>
       </w:r>
-      <w:hyperlink r:id="rId21">
-        <w:r>
-          <w:rPr>
-            <w:lang w:val="zh_CN" w:bidi="zh_CN"/>
-          </w:rPr>
-          <w:rPr>
-            <w:color w:val="0000EE"/>
-            <w:u w:val="single"/>
-          </w:rPr>
-          <w:t>以色列</w:t>
-        </w:r>
-      </w:hyperlink>
+      <w:r>
+        <w:rPr>
+          <w:lang w:val="zh_CN" w:bidi="zh_CN"/>
+        </w:rPr>
+        <w:t>以色列</w:t>
+      </w:r>
       <w:r>
         <w:rPr>
           <w:lang w:val="zh_CN" w:bidi="zh_CN"/>
@@ -436,18 +358,12 @@
         </w:rPr>
         <w:t>大卫成为最受人喜爱的以色列王。但在大卫之后，其他人统治着以色列，他们中的许多人不是好王。这些王引导百姓远离神，因此神必须惩罚他们。以色列国被摧毁，并被其它</w:t>
       </w:r>
-      <w:hyperlink r:id="rId22">
-        <w:r>
-          <w:rPr>
-            <w:lang w:val="zh_CN" w:bidi="zh_CN"/>
-          </w:rPr>
-          <w:rPr>
-            <w:color w:val="0000EE"/>
-            <w:u w:val="single"/>
-          </w:rPr>
-          <w:t>国家</w:t>
-        </w:r>
-      </w:hyperlink>
+      <w:r>
+        <w:rPr>
+          <w:lang w:val="zh_CN" w:bidi="zh_CN"/>
+        </w:rPr>
+        <w:t>国家</w:t>
+      </w:r>
       <w:r>
         <w:rPr>
           <w:lang w:val="zh_CN" w:bidi="zh_CN"/>
@@ -462,23 +378,11 @@
           <w:lang w:val="zh_CN" w:bidi="zh_CN"/>
         </w:rPr>
       </w:r>
-      <w:hyperlink r:id="rId23">
-        <w:r>
-          <w:rPr>
-            <w:lang w:val="zh_CN" w:bidi="zh_CN"/>
-          </w:rPr>
-          <w:rPr>
-            <w:color w:val="0000EE"/>
-            <w:u w:val="single"/>
-          </w:rPr>
-          <w:t>以色列人</w:t>
-        </w:r>
-      </w:hyperlink>
-      <w:r>
-        <w:rPr>
-          <w:lang w:val="zh_CN" w:bidi="zh_CN"/>
-        </w:rPr>
-        <w:t>开始称呼神应许要差遣的这个王为"弥赛亚"，意思是"受膏者"。</w:t>
+      <w:r>
+        <w:rPr>
+          <w:lang w:val="zh_CN" w:bidi="zh_CN"/>
+        </w:rPr>
+        <w:t>以色列人开始称呼神应许要差遣的这个王为"弥赛亚"，意思是"受膏者"。</w:t>
       </w:r>
     </w:p>
     <w:p>
@@ -507,18 +411,12 @@
         </w:rPr>
         <w:t>就是神应许要差来的弥赛亚。耶稣是大卫的后裔。耶稣证明了神借着祂非凡的大能和</w:t>
       </w:r>
-      <w:hyperlink r:id="rId24">
-        <w:r>
-          <w:rPr>
-            <w:lang w:val="zh_CN" w:bidi="zh_CN"/>
-          </w:rPr>
-          <w:rPr>
-            <w:color w:val="0000EE"/>
-            <w:u w:val="single"/>
-          </w:rPr>
-          <w:t>权柄</w:t>
-        </w:r>
-      </w:hyperlink>
+      <w:r>
+        <w:rPr>
+          <w:lang w:val="zh_CN" w:bidi="zh_CN"/>
+        </w:rPr>
+        <w:t>权柄</w:t>
+      </w:r>
       <w:r>
         <w:rPr>
           <w:lang w:val="zh_CN" w:bidi="zh_CN"/>
@@ -539,36 +437,24 @@
         </w:rPr>
         <w:t>耶稣几乎从不直接地对人们说："我是弥赛亚！"这是因为人们还没有真正知道耶稣是弥赛亚意味着什么。他们错误地</w:t>
       </w:r>
-      <w:hyperlink r:id="rId25">
-        <w:r>
-          <w:rPr>
-            <w:lang w:val="zh_CN" w:bidi="zh_CN"/>
-          </w:rPr>
-          <w:rPr>
-            <w:color w:val="0000EE"/>
-            <w:u w:val="single"/>
-          </w:rPr>
-          <w:t>相信</w:t>
-        </w:r>
-      </w:hyperlink>
+      <w:r>
+        <w:rPr>
+          <w:lang w:val="zh_CN" w:bidi="zh_CN"/>
+        </w:rPr>
+        <w:t>相信</w:t>
+      </w:r>
       <w:r>
         <w:rPr>
           <w:lang w:val="zh_CN" w:bidi="zh_CN"/>
         </w:rPr>
         <w:t>弥赛亚会恢复以色列国，并把政治权力交还给他们。耶稣反而自称是"</w:t>
       </w:r>
-      <w:hyperlink r:id="rId26">
-        <w:r>
-          <w:rPr>
-            <w:lang w:val="zh_CN" w:bidi="zh_CN"/>
-          </w:rPr>
-          <w:rPr>
-            <w:color w:val="0000EE"/>
-            <w:u w:val="single"/>
-          </w:rPr>
-          <w:t>人子</w:t>
-        </w:r>
-      </w:hyperlink>
+      <w:r>
+        <w:rPr>
+          <w:lang w:val="zh_CN" w:bidi="zh_CN"/>
+        </w:rPr>
+        <w:t>人子</w:t>
+      </w:r>
       <w:r>
         <w:rPr>
           <w:lang w:val="zh_CN" w:bidi="zh_CN"/>
@@ -589,36 +475,24 @@
         </w:rPr>
         <w:t>耶稣从死里复活后，祂的</w:t>
       </w:r>
-      <w:hyperlink r:id="rId27">
-        <w:r>
-          <w:rPr>
-            <w:lang w:val="zh_CN" w:bidi="zh_CN"/>
-          </w:rPr>
-          <w:rPr>
-            <w:color w:val="0000EE"/>
-            <w:u w:val="single"/>
-          </w:rPr>
-          <w:t>门徒</w:t>
-        </w:r>
-      </w:hyperlink>
+      <w:r>
+        <w:rPr>
+          <w:lang w:val="zh_CN" w:bidi="zh_CN"/>
+        </w:rPr>
+        <w:t>门徒</w:t>
+      </w:r>
       <w:r>
         <w:rPr>
           <w:lang w:val="zh_CN" w:bidi="zh_CN"/>
         </w:rPr>
         <w:t>非常确定祂就是弥赛亚，他们开始与其他人分享这个好消息。神已经差来了救主！但耶稣不是一个只把人们从地上的政府中解救出来的救主。耶稣是救主，祂做了更多的事情，耶稣解救人们脱离</w:t>
       </w:r>
-      <w:hyperlink r:id="rId28">
-        <w:r>
-          <w:rPr>
-            <w:lang w:val="zh_CN" w:bidi="zh_CN"/>
-          </w:rPr>
-          <w:rPr>
-            <w:color w:val="0000EE"/>
-            <w:u w:val="single"/>
-          </w:rPr>
-          <w:t>罪</w:t>
-        </w:r>
-      </w:hyperlink>
+      <w:r>
+        <w:rPr>
+          <w:lang w:val="zh_CN" w:bidi="zh_CN"/>
+        </w:rPr>
+        <w:t>罪</w:t>
+      </w:r>
       <w:r>
         <w:rPr>
           <w:lang w:val="zh_CN" w:bidi="zh_CN"/>
@@ -765,7 +639,7 @@
           <w:lang w:val="zh_CN" w:bidi="zh_CN"/>
         </w:rPr>
       </w:r>
-      <w:hyperlink r:id="rId29">
+      <w:hyperlink r:id="rId13">
         <w:r>
           <w:rPr>
             <w:lang w:val="zh_CN" w:bidi="zh_CN"/>
@@ -852,54 +726,24 @@
         </w:rPr>
         <w:t>有时神会赐下一个记号作为警告，告诉人们一些重要的事。 例如，神告诉</w:t>
       </w:r>
-      <w:hyperlink r:id="rId30">
-        <w:r>
-          <w:rPr>
-            <w:lang w:val="zh_CN" w:bidi="zh_CN"/>
-          </w:rPr>
-          <w:rPr>
-            <w:color w:val="0000EE"/>
-            <w:u w:val="single"/>
-          </w:rPr>
-          <w:t>祭司</w:t>
-        </w:r>
-      </w:hyperlink>
-      <w:r>
-        <w:rPr>
-          <w:lang w:val="zh_CN" w:bidi="zh_CN"/>
-        </w:rPr>
-        <w:t>以利，以利的两个儿子将在同一天死亡。 这将是一个记号，表明神所说的一切事，作为对</w:t>
-      </w:r>
-      <w:hyperlink r:id="rId23">
-        <w:r>
-          <w:rPr>
-            <w:lang w:val="zh_CN" w:bidi="zh_CN"/>
-          </w:rPr>
-          <w:rPr>
-            <w:color w:val="0000EE"/>
-            <w:u w:val="single"/>
-          </w:rPr>
-          <w:t>以色列</w:t>
-        </w:r>
-      </w:hyperlink>
-      <w:r>
-        <w:rPr>
-          <w:lang w:val="zh_CN" w:bidi="zh_CN"/>
-        </w:rPr>
-        <w:t>人的</w:t>
-      </w:r>
-      <w:hyperlink r:id="rId28">
-        <w:r>
-          <w:rPr>
-            <w:lang w:val="zh_CN" w:bidi="zh_CN"/>
-          </w:rPr>
-          <w:rPr>
-            <w:color w:val="0000EE"/>
-            <w:u w:val="single"/>
-          </w:rPr>
-          <w:t>罪</w:t>
-        </w:r>
-      </w:hyperlink>
+      <w:r>
+        <w:rPr>
+          <w:lang w:val="zh_CN" w:bidi="zh_CN"/>
+        </w:rPr>
+        <w:t>祭司</w:t>
+      </w:r>
+      <w:r>
+        <w:rPr>
+          <w:lang w:val="zh_CN" w:bidi="zh_CN"/>
+        </w:rPr>
+        <w:t>以利，以利的两个儿子将在同一天死亡。 这将是一个记号，表明神所说的一切事，作为对以色列人的</w:t>
+      </w:r>
+      <w:r>
+        <w:rPr>
+          <w:lang w:val="zh_CN" w:bidi="zh_CN"/>
+        </w:rPr>
+        <w:t>罪</w:t>
+      </w:r>
       <w:r>
         <w:rPr>
           <w:lang w:val="zh_CN" w:bidi="zh_CN"/>
@@ -920,18 +764,12 @@
         </w:rPr>
         <w:t>耶稣行了许多</w:t>
       </w:r>
-      <w:hyperlink r:id="rId31">
-        <w:r>
-          <w:rPr>
-            <w:lang w:val="zh_CN" w:bidi="zh_CN"/>
-          </w:rPr>
-          <w:rPr>
-            <w:color w:val="0000EE"/>
-            <w:u w:val="single"/>
-          </w:rPr>
-          <w:t>神迹</w:t>
-        </w:r>
-      </w:hyperlink>
+      <w:r>
+        <w:rPr>
+          <w:lang w:val="zh_CN" w:bidi="zh_CN"/>
+        </w:rPr>
+        <w:t>神迹</w:t>
+      </w:r>
       <w:r>
         <w:rPr>
           <w:lang w:val="zh_CN" w:bidi="zh_CN"/>
@@ -950,25 +788,7 @@
         <w:rPr>
           <w:lang w:val="zh_CN" w:bidi="zh_CN"/>
         </w:rPr>
-        <w:t>耶稣的</w:t>
-      </w:r>
-      <w:hyperlink r:id="rId32">
-        <w:r>
-          <w:rPr>
-            <w:lang w:val="zh_CN" w:bidi="zh_CN"/>
-          </w:rPr>
-          <w:rPr>
-            <w:color w:val="0000EE"/>
-            <w:u w:val="single"/>
-          </w:rPr>
-          <w:t>信徒</w:t>
-        </w:r>
-      </w:hyperlink>
-      <w:r>
-        <w:rPr>
-          <w:lang w:val="zh_CN" w:bidi="zh_CN"/>
-        </w:rPr>
-        <w:t>也行了神迹。 这些记号证明耶稣的信徒说的是关于耶稣的真理。</w:t>
+        <w:t>耶稣的信徒也行了神迹。 这些记号证明耶稣的信徒说的是关于耶稣的真理。</w:t>
       </w:r>
     </w:p>
     <w:p>
@@ -998,18 +818,12 @@
         </w:rPr>
         <w:t>记号帮助人们</w:t>
       </w:r>
-      <w:hyperlink r:id="rId25">
-        <w:r>
-          <w:rPr>
-            <w:lang w:val="zh_CN" w:bidi="zh_CN"/>
-          </w:rPr>
-          <w:rPr>
-            <w:color w:val="0000EE"/>
-            <w:u w:val="single"/>
-          </w:rPr>
-          <w:t>相信</w:t>
-        </w:r>
-      </w:hyperlink>
+      <w:r>
+        <w:rPr>
+          <w:lang w:val="zh_CN" w:bidi="zh_CN"/>
+        </w:rPr>
+        <w:t>相信</w:t>
+      </w:r>
       <w:r>
         <w:rPr>
           <w:lang w:val="zh_CN" w:bidi="zh_CN"/>
@@ -1083,7 +897,7 @@
           <w:lang w:val="zh_CN" w:bidi="zh_CN"/>
         </w:rPr>
       </w:r>
-      <w:hyperlink r:id="rId29">
+      <w:hyperlink r:id="rId13">
         <w:r>
           <w:rPr>
             <w:lang w:val="zh_CN" w:bidi="zh_CN"/>
@@ -1156,113 +970,53 @@
         </w:rPr>
         <w:t>是在</w:t>
       </w:r>
-      <w:hyperlink r:id="rId33">
-        <w:r>
-          <w:rPr>
-            <w:lang w:val="zh_CN" w:bidi="zh_CN"/>
-          </w:rPr>
-          <w:rPr>
-            <w:color w:val="0000EE"/>
-            <w:u w:val="single"/>
-          </w:rPr>
-          <w:t>耶路撒冷</w:t>
-        </w:r>
-      </w:hyperlink>
+      <w:r>
+        <w:rPr>
+          <w:lang w:val="zh_CN" w:bidi="zh_CN"/>
+        </w:rPr>
+        <w:t>耶路撒冷</w:t>
+      </w:r>
       <w:r>
         <w:rPr>
           <w:lang w:val="zh_CN" w:bidi="zh_CN"/>
         </w:rPr>
         <w:t>的神的</w:t>
       </w:r>
-      <w:hyperlink r:id="rId34">
-        <w:r>
-          <w:rPr>
-            <w:lang w:val="zh_CN" w:bidi="zh_CN"/>
-          </w:rPr>
-          <w:rPr>
-            <w:color w:val="0000EE"/>
-            <w:u w:val="single"/>
-          </w:rPr>
-          <w:t>圣殿</w:t>
-        </w:r>
-      </w:hyperlink>
+      <w:r>
+        <w:rPr>
+          <w:lang w:val="zh_CN" w:bidi="zh_CN"/>
+        </w:rPr>
+        <w:t>圣殿</w:t>
+      </w:r>
       <w:r>
         <w:rPr>
           <w:lang w:val="zh_CN" w:bidi="zh_CN"/>
         </w:rPr>
         <w:t>中工作的人。在人们建造圣殿之前，祭司在</w:t>
       </w:r>
-      <w:hyperlink r:id="rId35">
-        <w:r>
-          <w:rPr>
-            <w:lang w:val="zh_CN" w:bidi="zh_CN"/>
-          </w:rPr>
-          <w:rPr>
-            <w:color w:val="0000EE"/>
-            <w:u w:val="single"/>
-          </w:rPr>
-          <w:t>会幕</w:t>
-        </w:r>
-      </w:hyperlink>
-      <w:r>
-        <w:rPr>
-          <w:lang w:val="zh_CN" w:bidi="zh_CN"/>
-        </w:rPr>
-        <w:t>中工作，会幕是便携式的圣殿，是一顶帐篷。 圣殿以及在此之前的会幕，是</w:t>
-      </w:r>
-      <w:hyperlink r:id="rId23">
-        <w:r>
-          <w:rPr>
-            <w:lang w:val="zh_CN" w:bidi="zh_CN"/>
-          </w:rPr>
-          <w:rPr>
-            <w:color w:val="0000EE"/>
-            <w:u w:val="single"/>
-          </w:rPr>
-          <w:t>以色列人</w:t>
-        </w:r>
-      </w:hyperlink>
-      <w:r>
-        <w:rPr>
-          <w:lang w:val="zh_CN" w:bidi="zh_CN"/>
-        </w:rPr>
-        <w:t>敬拜神的地方。 祭司负责代表百姓向神</w:t>
-      </w:r>
-      <w:hyperlink r:id="rId36">
-        <w:r>
-          <w:rPr>
-            <w:lang w:val="zh_CN" w:bidi="zh_CN"/>
-          </w:rPr>
-          <w:rPr>
-            <w:color w:val="0000EE"/>
-            <w:u w:val="single"/>
-          </w:rPr>
-          <w:t>献祭</w:t>
-        </w:r>
-      </w:hyperlink>
-      <w:r>
-        <w:rPr>
-          <w:lang w:val="zh_CN" w:bidi="zh_CN"/>
-        </w:rPr>
-        <w:t>。 他们看顾圣殿，并教导人们如何</w:t>
-      </w:r>
-      <w:hyperlink r:id="rId37">
-        <w:r>
-          <w:rPr>
-            <w:lang w:val="zh_CN" w:bidi="zh_CN"/>
-          </w:rPr>
-          <w:rPr>
-            <w:color w:val="0000EE"/>
-            <w:u w:val="single"/>
-          </w:rPr>
-          <w:t>敬拜</w:t>
-        </w:r>
-      </w:hyperlink>
-      <w:r>
-        <w:rPr>
-          <w:lang w:val="zh_CN" w:bidi="zh_CN"/>
-        </w:rPr>
-        <w:t>神。</w:t>
+      <w:r>
+        <w:rPr>
+          <w:lang w:val="zh_CN" w:bidi="zh_CN"/>
+        </w:rPr>
+        <w:t>会幕</w:t>
+      </w:r>
+      <w:r>
+        <w:rPr>
+          <w:lang w:val="zh_CN" w:bidi="zh_CN"/>
+        </w:rPr>
+        <w:t>中工作，会幕是便携式的圣殿，是一顶帐篷。 圣殿以及在此之前的会幕，是以色列人敬拜神的地方。 祭司负责代表百姓向神</w:t>
+      </w:r>
+      <w:r>
+        <w:rPr>
+          <w:lang w:val="zh_CN" w:bidi="zh_CN"/>
+        </w:rPr>
+        <w:t>献祭</w:t>
+      </w:r>
+      <w:r>
+        <w:rPr>
+          <w:lang w:val="zh_CN" w:bidi="zh_CN"/>
+        </w:rPr>
+        <w:t>。 他们看顾圣殿，并教导人们如何敬拜神。</w:t>
       </w:r>
     </w:p>
     <w:p>
@@ -1278,126 +1032,60 @@
         </w:rPr>
         <w:t>神是</w:t>
       </w:r>
-      <w:hyperlink r:id="rId38">
-        <w:r>
-          <w:rPr>
-            <w:lang w:val="zh_CN" w:bidi="zh_CN"/>
-          </w:rPr>
-          <w:rPr>
-            <w:color w:val="0000EE"/>
-            <w:u w:val="single"/>
-          </w:rPr>
-          <w:t>圣洁</w:t>
-        </w:r>
-      </w:hyperlink>
+      <w:r>
+        <w:rPr>
+          <w:lang w:val="zh_CN" w:bidi="zh_CN"/>
+        </w:rPr>
+        <w:t>圣洁</w:t>
+      </w:r>
       <w:r>
         <w:rPr>
           <w:lang w:val="zh_CN" w:bidi="zh_CN"/>
         </w:rPr>
         <w:t>的，人们不能来到祂面前，因为人们是</w:t>
       </w:r>
-      <w:hyperlink r:id="rId28">
-        <w:r>
-          <w:rPr>
-            <w:lang w:val="zh_CN" w:bidi="zh_CN"/>
-          </w:rPr>
-          <w:rPr>
-            <w:color w:val="0000EE"/>
-            <w:u w:val="single"/>
-          </w:rPr>
-          <w:t>有罪的</w:t>
-        </w:r>
-      </w:hyperlink>
+      <w:r>
+        <w:rPr>
+          <w:lang w:val="zh_CN" w:bidi="zh_CN"/>
+        </w:rPr>
+        <w:t>有罪的</w:t>
+      </w:r>
       <w:r>
         <w:rPr>
           <w:lang w:val="zh_CN" w:bidi="zh_CN"/>
         </w:rPr>
         <w:t>。 因为人是有罪的，所以他们是</w:t>
       </w:r>
-      <w:hyperlink r:id="rId39">
-        <w:r>
-          <w:rPr>
-            <w:lang w:val="zh_CN" w:bidi="zh_CN"/>
-          </w:rPr>
-          <w:rPr>
-            <w:color w:val="0000EE"/>
-            <w:u w:val="single"/>
-          </w:rPr>
-          <w:t>不洁净</w:t>
-        </w:r>
-      </w:hyperlink>
-      <w:r>
-        <w:rPr>
-          <w:lang w:val="zh_CN" w:bidi="zh_CN"/>
-        </w:rPr>
-        <w:t>的。 在圣经中，不洁净的意思是不适合来到神面前。 人们必须首先变得洁净。 祭司的工作是使人洁净，即</w:t>
-      </w:r>
-      <w:hyperlink r:id="rId40">
-        <w:r>
-          <w:rPr>
-            <w:lang w:val="zh_CN" w:bidi="zh_CN"/>
-          </w:rPr>
-          <w:rPr>
-            <w:color w:val="0000EE"/>
-            <w:u w:val="single"/>
-          </w:rPr>
-          <w:t>洁净</w:t>
-        </w:r>
-      </w:hyperlink>
-      <w:r>
-        <w:rPr>
-          <w:lang w:val="zh_CN" w:bidi="zh_CN"/>
-        </w:rPr>
-        <w:t>他们。 祭司通过代表百姓</w:t>
-      </w:r>
-      <w:hyperlink r:id="rId36">
-        <w:r>
-          <w:rPr>
-            <w:lang w:val="zh_CN" w:bidi="zh_CN"/>
-          </w:rPr>
-          <w:rPr>
-            <w:color w:val="0000EE"/>
-            <w:u w:val="single"/>
-          </w:rPr>
-          <w:t>献祭</w:t>
-        </w:r>
-      </w:hyperlink>
-      <w:r>
-        <w:rPr>
-          <w:lang w:val="zh_CN" w:bidi="zh_CN"/>
-        </w:rPr>
-        <w:t>，并教导人们如何生活来做到这一点。 他们举行仪式，象征着人们变得洁净。 因此，祭司处于神和百姓之间。 他们使人们有可能来到神面前，并继续与神保持良好的</w:t>
-      </w:r>
-      <w:hyperlink r:id="rId41">
-        <w:r>
-          <w:rPr>
-            <w:lang w:val="zh_CN" w:bidi="zh_CN"/>
-          </w:rPr>
-          <w:rPr>
-            <w:color w:val="0000EE"/>
-            <w:u w:val="single"/>
-          </w:rPr>
-          <w:t>关系</w:t>
-        </w:r>
-      </w:hyperlink>
-      <w:r>
-        <w:rPr>
-          <w:lang w:val="zh_CN" w:bidi="zh_CN"/>
-        </w:rPr>
-        <w:t>。 他们洁净百姓，这样神就可以下来与百姓相遇。 对</w:t>
-      </w:r>
-      <w:hyperlink r:id="rId42">
-        <w:r>
-          <w:rPr>
-            <w:lang w:val="zh_CN" w:bidi="zh_CN"/>
-          </w:rPr>
-          <w:rPr>
-            <w:color w:val="0000EE"/>
-            <w:u w:val="single"/>
-          </w:rPr>
-          <w:t>犹太人</w:t>
-        </w:r>
-      </w:hyperlink>
+      <w:r>
+        <w:rPr>
+          <w:lang w:val="zh_CN" w:bidi="zh_CN"/>
+        </w:rPr>
+        <w:t>不洁净</w:t>
+      </w:r>
+      <w:r>
+        <w:rPr>
+          <w:lang w:val="zh_CN" w:bidi="zh_CN"/>
+        </w:rPr>
+        <w:t>的。 在圣经中，不洁净的意思是不适合来到神面前。 人们必须首先变得洁净。 祭司的工作是使人洁净，即洁净他们。 祭司通过代表百姓</w:t>
+      </w:r>
+      <w:r>
+        <w:rPr>
+          <w:lang w:val="zh_CN" w:bidi="zh_CN"/>
+        </w:rPr>
+        <w:t>献祭</w:t>
+      </w:r>
+      <w:r>
+        <w:rPr>
+          <w:lang w:val="zh_CN" w:bidi="zh_CN"/>
+        </w:rPr>
+        <w:t>，并教导人们如何生活来做到这一点。 他们举行仪式，象征着人们变得洁净。 因此，祭司处于神和百姓之间。 他们使人们有可能来到神面前，并继续与神保持良好的关系。 他们洁净百姓，这样神就可以下来与百姓相遇。 对</w:t>
+      </w:r>
+      <w:r>
+        <w:rPr>
+          <w:lang w:val="zh_CN" w:bidi="zh_CN"/>
+        </w:rPr>
+        <w:t>犹太人</w:t>
+      </w:r>
       <w:r>
         <w:rPr>
           <w:lang w:val="zh_CN" w:bidi="zh_CN"/>
@@ -1416,97 +1104,19 @@
         <w:rPr>
           <w:lang w:val="zh_CN" w:bidi="zh_CN"/>
         </w:rPr>
-        <w:t xml:space="preserve">只有特定的人才能成为成为祭司。 </w:t>
-      </w:r>
-      <w:hyperlink r:id="rId23">
-        <w:r>
-          <w:rPr>
-            <w:lang w:val="zh_CN" w:bidi="zh_CN"/>
-          </w:rPr>
-          <w:rPr>
-            <w:color w:val="0000EE"/>
-            <w:u w:val="single"/>
-          </w:rPr>
-          <w:t>以色列人</w:t>
-        </w:r>
-      </w:hyperlink>
-      <w:r>
-        <w:rPr>
-          <w:lang w:val="zh_CN" w:bidi="zh_CN"/>
-        </w:rPr>
-        <w:t>分为12个支派。 一个支派被称为利未支派，这个支派中的人被称为</w:t>
-      </w:r>
-      <w:hyperlink r:id="rId43">
-        <w:r>
-          <w:rPr>
-            <w:lang w:val="zh_CN" w:bidi="zh_CN"/>
-          </w:rPr>
-          <w:rPr>
-            <w:color w:val="0000EE"/>
-            <w:u w:val="single"/>
-          </w:rPr>
-          <w:t>利未人</w:t>
-        </w:r>
-      </w:hyperlink>
-      <w:r>
-        <w:rPr>
-          <w:lang w:val="zh_CN" w:bidi="zh_CN"/>
-        </w:rPr>
-        <w:t>。 通过摩西，神将祂的</w:t>
-      </w:r>
-      <w:hyperlink r:id="rId44">
-        <w:r>
-          <w:rPr>
-            <w:lang w:val="zh_CN" w:bidi="zh_CN"/>
-          </w:rPr>
-          <w:rPr>
-            <w:color w:val="0000EE"/>
-            <w:u w:val="single"/>
-          </w:rPr>
-          <w:t>律法</w:t>
-        </w:r>
-      </w:hyperlink>
-      <w:r>
-        <w:rPr>
-          <w:lang w:val="zh_CN" w:bidi="zh_CN"/>
-        </w:rPr>
-        <w:t>赐给人们，他是利未人。 摩西的兄弟亚伦也是利未人。 亚伦成为犹太人的第一位</w:t>
-      </w:r>
-      <w:hyperlink r:id="rId45">
-        <w:r>
-          <w:rPr>
-            <w:lang w:val="zh_CN" w:bidi="zh_CN"/>
-          </w:rPr>
-          <w:rPr>
-            <w:color w:val="0000EE"/>
-            <w:u w:val="single"/>
-          </w:rPr>
-          <w:t>大祭司</w:t>
-        </w:r>
-      </w:hyperlink>
-      <w:r>
-        <w:rPr>
-          <w:lang w:val="zh_CN" w:bidi="zh_CN"/>
-        </w:rPr>
-        <w:t>。 大祭司是最重要的祭司。 神使亚伦的儿子们成为第一批祭司。 从那时候起，亚伦的所有男性</w:t>
-      </w:r>
-      <w:hyperlink r:id="rId46">
-        <w:r>
-          <w:rPr>
-            <w:lang w:val="zh_CN" w:bidi="zh_CN"/>
-          </w:rPr>
-          <w:rPr>
-            <w:color w:val="0000EE"/>
-            <w:u w:val="single"/>
-          </w:rPr>
-          <w:t>后裔</w:t>
-        </w:r>
-      </w:hyperlink>
-      <w:r>
-        <w:rPr>
-          <w:lang w:val="zh_CN" w:bidi="zh_CN"/>
-        </w:rPr>
-        <w:t>都成了祭司。</w:t>
+        <w:t>只有特定的人才能成为成为祭司。 以色列人分为12个支派。 一个支派被称为利未支派，这个支派中的人被称为利未人。 通过摩西，神将祂的</w:t>
+      </w:r>
+      <w:r>
+        <w:rPr>
+          <w:lang w:val="zh_CN" w:bidi="zh_CN"/>
+        </w:rPr>
+        <w:t>律法</w:t>
+      </w:r>
+      <w:r>
+        <w:rPr>
+          <w:lang w:val="zh_CN" w:bidi="zh_CN"/>
+        </w:rPr>
+        <w:t>赐给人们，他是利未人。 摩西的兄弟亚伦也是利未人。 亚伦成为犹太人的第一位大祭司。 大祭司是最重要的祭司。 神使亚伦的儿子们成为第一批祭司。 从那时候起，亚伦的所有男性后裔都成了祭司。</w:t>
       </w:r>
     </w:p>
     <w:p>
@@ -1536,36 +1146,24 @@
         </w:rPr>
         <w:t>在耶稣时代，一些祭司也是百姓的领袖。 他们被称为祭司长。 这些祭司长或带头祭司通常是富有的人，他们与大祭司有亲缘关系。 他们通常属于一群名为</w:t>
       </w:r>
-      <w:hyperlink r:id="rId47">
-        <w:r>
-          <w:rPr>
-            <w:lang w:val="zh_CN" w:bidi="zh_CN"/>
-          </w:rPr>
-          <w:rPr>
-            <w:color w:val="0000EE"/>
-            <w:u w:val="single"/>
-          </w:rPr>
-          <w:t>撒都该人</w:t>
-        </w:r>
-      </w:hyperlink>
+      <w:r>
+        <w:rPr>
+          <w:lang w:val="zh_CN" w:bidi="zh_CN"/>
+        </w:rPr>
+        <w:t>撒都该人</w:t>
+      </w:r>
       <w:r>
         <w:rPr>
           <w:lang w:val="zh_CN" w:bidi="zh_CN"/>
         </w:rPr>
         <w:t>的宗教领袖团体，并且是犹太议会，即</w:t>
       </w:r>
-      <w:hyperlink r:id="rId48">
-        <w:r>
-          <w:rPr>
-            <w:lang w:val="zh_CN" w:bidi="zh_CN"/>
-          </w:rPr>
-          <w:rPr>
-            <w:color w:val="0000EE"/>
-            <w:u w:val="single"/>
-          </w:rPr>
-          <w:t>公会</w:t>
-        </w:r>
-      </w:hyperlink>
+      <w:r>
+        <w:rPr>
+          <w:lang w:val="zh_CN" w:bidi="zh_CN"/>
+        </w:rPr>
+        <w:t>公会</w:t>
+      </w:r>
       <w:r>
         <w:rPr>
           <w:lang w:val="zh_CN" w:bidi="zh_CN"/>
@@ -1586,18 +1184,12 @@
         </w:rPr>
         <w:t>住在</w:t>
       </w:r>
-      <w:hyperlink r:id="rId21">
-        <w:r>
-          <w:rPr>
-            <w:lang w:val="zh_CN" w:bidi="zh_CN"/>
-          </w:rPr>
-          <w:rPr>
-            <w:color w:val="0000EE"/>
-            <w:u w:val="single"/>
-          </w:rPr>
-          <w:t>以色列</w:t>
-        </w:r>
-      </w:hyperlink>
+      <w:r>
+        <w:rPr>
+          <w:lang w:val="zh_CN" w:bidi="zh_CN"/>
+        </w:rPr>
+        <w:t>以色列</w:t>
+      </w:r>
       <w:r>
         <w:rPr>
           <w:lang w:val="zh_CN" w:bidi="zh_CN"/>
@@ -1645,37 +1237,7 @@
         <w:rPr>
           <w:lang w:val="zh_CN" w:bidi="zh_CN"/>
         </w:rPr>
-        <w:t>一些</w:t>
-      </w:r>
-      <w:hyperlink r:id="rId49">
-        <w:r>
-          <w:rPr>
-            <w:lang w:val="zh_CN" w:bidi="zh_CN"/>
-          </w:rPr>
-          <w:rPr>
-            <w:color w:val="0000EE"/>
-            <w:u w:val="single"/>
-          </w:rPr>
-          <w:t>基督徒</w:t>
-        </w:r>
-      </w:hyperlink>
-      <w:hyperlink r:id="rId50">
-        <w:r>
-          <w:rPr>
-            <w:lang w:val="zh_CN" w:bidi="zh_CN"/>
-          </w:rPr>
-          <w:rPr>
-            <w:color w:val="0000EE"/>
-            <w:u w:val="single"/>
-          </w:rPr>
-          <w:t>教会</w:t>
-        </w:r>
-      </w:hyperlink>
-      <w:r>
-        <w:rPr>
-          <w:lang w:val="zh_CN" w:bidi="zh_CN"/>
-        </w:rPr>
-        <w:t>使用"祭司"这个词来表示教会中的领袖。 使用与圣经中的"祭司"完全相同的词不是一个好主意，因为这个词的意思完全不同。 教会中的领袖不像圣经中的祭司那样献祭。</w:t>
+        <w:t>一些基督徒教会使用"祭司"这个词来表示教会中的领袖。 使用与圣经中的"祭司"完全相同的词不是一个好主意，因为这个词的意思完全不同。 教会中的领袖不像圣经中的祭司那样献祭。</w:t>
       </w:r>
     </w:p>
     <w:p>
@@ -1744,7 +1306,7 @@
           <w:lang w:val="zh_CN" w:bidi="zh_CN"/>
         </w:rPr>
       </w:r>
-      <w:hyperlink r:id="rId29">
+      <w:hyperlink r:id="rId13">
         <w:r>
           <w:rPr>
             <w:lang w:val="zh_CN" w:bidi="zh_CN"/>
@@ -1817,102 +1379,42 @@
         </w:rPr>
         <w:t>是在仪式中向神献上的礼物或</w:t>
       </w:r>
-      <w:hyperlink r:id="rId36">
-        <w:r>
-          <w:rPr>
-            <w:lang w:val="zh_CN" w:bidi="zh_CN"/>
-          </w:rPr>
-          <w:rPr>
-            <w:color w:val="0000EE"/>
-            <w:u w:val="single"/>
-          </w:rPr>
-          <w:t>献祭</w:t>
-        </w:r>
-      </w:hyperlink>
+      <w:r>
+        <w:rPr>
+          <w:lang w:val="zh_CN" w:bidi="zh_CN"/>
+        </w:rPr>
+        <w:t>献祭</w:t>
+      </w:r>
       <w:r>
         <w:rPr>
           <w:lang w:val="zh_CN" w:bidi="zh_CN"/>
         </w:rPr>
         <w:t>，通常在</w:t>
       </w:r>
-      <w:hyperlink r:id="rId34">
-        <w:r>
-          <w:rPr>
-            <w:lang w:val="zh_CN" w:bidi="zh_CN"/>
-          </w:rPr>
-          <w:rPr>
-            <w:color w:val="0000EE"/>
-            <w:u w:val="single"/>
-          </w:rPr>
-          <w:t>圣殿</w:t>
-        </w:r>
-      </w:hyperlink>
-      <w:r>
-        <w:rPr>
-          <w:lang w:val="zh_CN" w:bidi="zh_CN"/>
-        </w:rPr>
-        <w:t>或在特别的</w:t>
-      </w:r>
-      <w:hyperlink r:id="rId51">
-        <w:r>
-          <w:rPr>
-            <w:lang w:val="zh_CN" w:bidi="zh_CN"/>
-          </w:rPr>
-          <w:rPr>
-            <w:color w:val="0000EE"/>
-            <w:u w:val="single"/>
-          </w:rPr>
-          <w:t>祭坛</w:t>
-        </w:r>
-      </w:hyperlink>
-      <w:r>
-        <w:rPr>
-          <w:lang w:val="zh_CN" w:bidi="zh_CN"/>
-        </w:rPr>
-        <w:t>上。 人们可以出于多种原因而献祭，包括表示感谢、被</w:t>
-      </w:r>
-      <w:hyperlink r:id="rId40">
-        <w:r>
-          <w:rPr>
-            <w:lang w:val="zh_CN" w:bidi="zh_CN"/>
-          </w:rPr>
-          <w:rPr>
-            <w:color w:val="0000EE"/>
-            <w:u w:val="single"/>
-          </w:rPr>
-          <w:t>洁净</w:t>
-        </w:r>
-      </w:hyperlink>
-      <w:r>
-        <w:rPr>
-          <w:lang w:val="zh_CN" w:bidi="zh_CN"/>
-        </w:rPr>
-        <w:t>或请求</w:t>
-      </w:r>
-      <w:hyperlink r:id="rId52">
-        <w:r>
-          <w:rPr>
-            <w:lang w:val="zh_CN" w:bidi="zh_CN"/>
-          </w:rPr>
-          <w:rPr>
-            <w:color w:val="0000EE"/>
-            <w:u w:val="single"/>
-          </w:rPr>
-          <w:t>赦免</w:t>
-        </w:r>
-      </w:hyperlink>
-      <w:hyperlink r:id="rId28">
-        <w:r>
-          <w:rPr>
-            <w:lang w:val="zh_CN" w:bidi="zh_CN"/>
-          </w:rPr>
-          <w:rPr>
-            <w:color w:val="0000EE"/>
-            <w:u w:val="single"/>
-          </w:rPr>
-          <w:t>罪</w:t>
-        </w:r>
-      </w:hyperlink>
+      <w:r>
+        <w:rPr>
+          <w:lang w:val="zh_CN" w:bidi="zh_CN"/>
+        </w:rPr>
+        <w:t>圣殿</w:t>
+      </w:r>
+      <w:r>
+        <w:rPr>
+          <w:lang w:val="zh_CN" w:bidi="zh_CN"/>
+        </w:rPr>
+        <w:t>或在特别的祭坛上。 人们可以出于多种原因而献祭，包括表示感谢、被洁净或请求</w:t>
+      </w:r>
+      <w:r>
+        <w:rPr>
+          <w:lang w:val="zh_CN" w:bidi="zh_CN"/>
+        </w:rPr>
+        <w:t>赦免</w:t>
+      </w:r>
+      <w:r>
+        <w:rPr>
+          <w:lang w:val="zh_CN" w:bidi="zh_CN"/>
+        </w:rPr>
+        <w:t>罪</w:t>
+      </w:r>
       <w:r>
         <w:rPr>
           <w:lang w:val="zh_CN" w:bidi="zh_CN"/>
@@ -1972,7 +1474,7 @@
           <w:lang w:val="zh_CN" w:bidi="zh_CN"/>
         </w:rPr>
       </w:r>
-      <w:hyperlink r:id="rId29">
+      <w:hyperlink r:id="rId13">
         <w:r>
           <w:rPr>
             <w:lang w:val="zh_CN" w:bidi="zh_CN"/>

--- a/zhs/docx/029.content.docx
+++ b/zhs/docx/029.content.docx
@@ -613,23 +613,12 @@
         <w:rPr>
           <w:lang w:val="zh_CN" w:bidi="zh_CN"/>
         </w:rPr>
-        <w:t>基督</w:t>
-      </w:r>
-      <w:r>
-        <w:rPr>
-          <w:lang w:val="zh_CN" w:bidi="zh_CN"/>
-        </w:rPr>
-      </w:r>
-    </w:p>
-    <w:p>
-      <w:pPr>
-        <w:pStyle w:val="Heading4"/>
-      </w:pPr>
-      <w:r>
-        <w:rPr>
-          <w:lang w:val="zh_CN" w:bidi="zh_CN"/>
-        </w:rPr>
-        <w:t>Audio Content</w:t>
+        <w:t>记号</w:t>
+      </w:r>
+      <w:r>
+        <w:rPr>
+          <w:lang w:val="zh_CN" w:bidi="zh_CN"/>
+        </w:rPr>
       </w:r>
     </w:p>
     <w:p>
@@ -639,33 +628,18 @@
           <w:lang w:val="zh_CN" w:bidi="zh_CN"/>
         </w:rPr>
       </w:r>
-      <w:hyperlink r:id="rId13">
-        <w:r>
-          <w:rPr>
-            <w:lang w:val="zh_CN" w:bidi="zh_CN"/>
-          </w:rPr>
-          <w:rPr>
-            <w:color w:val="0000EE"/>
-            <w:u w:val="single"/>
-          </w:rPr>
-          <w:t>mp3 file</w:t>
-        </w:r>
-      </w:hyperlink>
-      <w:r>
-        <w:rPr>
-          <w:lang w:val="zh_CN" w:bidi="zh_CN"/>
-        </w:rPr>
-        <w:t xml:space="preserve"> (None KB)</w:t>
-      </w:r>
-      <w:r>
-        <w:rPr>
-          <w:lang w:val="zh_CN" w:bidi="zh_CN"/>
-        </w:rPr>
-      </w:r>
-      <w:r>
-        <w:rPr>
-          <w:lang w:val="zh_CN" w:bidi="zh_CN"/>
-        </w:rPr>
+      <w:r>
+        <w:rPr>
+          <w:b/>
+          <w:lang w:val="zh_CN" w:bidi="zh_CN"/>
+        </w:rPr>
+        <w:t>记号</w:t>
+      </w:r>
+      <w:r>
+        <w:rPr>
+          <w:lang w:val="zh_CN" w:bidi="zh_CN"/>
+        </w:rPr>
+        <w:t>是由于特殊原因而发生的不寻常的事。 神会赐下一个记号，告诉人们祂所说的事是真的。 例如，当神应许挪亚，祂永远不会再用水毁灭全地时，祂把彩虹放在天空中作为记号。 每当人们看到彩虹时，他们就会记得神的应许。</w:t>
       </w:r>
     </w:p>
     <w:p>
@@ -675,21 +649,35 @@
           <w:lang w:val="zh_CN" w:bidi="zh_CN"/>
         </w:rPr>
       </w:r>
-    </w:p>
-    <w:p>
-      <w:pPr>
-        <w:pStyle w:val="Heading2"/>
-      </w:pPr>
-      <w:r>
-        <w:rPr>
-          <w:lang w:val="zh_CN" w:bidi="zh_CN"/>
-        </w:rPr>
-        <w:t>记号</w:t>
-      </w:r>
-      <w:r>
-        <w:rPr>
-          <w:lang w:val="zh_CN" w:bidi="zh_CN"/>
-        </w:rPr>
+      <w:r>
+        <w:rPr>
+          <w:lang w:val="zh_CN" w:bidi="zh_CN"/>
+        </w:rPr>
+        <w:t>有时神会赐下一个记号作为警告，告诉人们一些重要的事。 例如，神告诉</w:t>
+      </w:r>
+      <w:r>
+        <w:rPr>
+          <w:lang w:val="zh_CN" w:bidi="zh_CN"/>
+        </w:rPr>
+        <w:t>祭司</w:t>
+      </w:r>
+      <w:r>
+        <w:rPr>
+          <w:lang w:val="zh_CN" w:bidi="zh_CN"/>
+        </w:rPr>
+        <w:t>以利，以利的两个儿子将在同一天死亡。 这将是一个记号，表明神所说的一切事，作为对以色列人的</w:t>
+      </w:r>
+      <w:r>
+        <w:rPr>
+          <w:lang w:val="zh_CN" w:bidi="zh_CN"/>
+        </w:rPr>
+        <w:t>罪</w:t>
+      </w:r>
+      <w:r>
+        <w:rPr>
+          <w:lang w:val="zh_CN" w:bidi="zh_CN"/>
+        </w:rPr>
+        <w:t>的惩罚，都会成为现实。</w:t>
       </w:r>
     </w:p>
     <w:p>
@@ -701,16 +689,21 @@
       </w:r>
       <w:r>
         <w:rPr>
-          <w:b/>
-          <w:lang w:val="zh_CN" w:bidi="zh_CN"/>
-        </w:rPr>
-        <w:t>记号</w:t>
-      </w:r>
-      <w:r>
-        <w:rPr>
-          <w:lang w:val="zh_CN" w:bidi="zh_CN"/>
-        </w:rPr>
-        <w:t>是由于特殊原因而发生的不寻常的事。 神会赐下一个记号，告诉人们祂所说的事是真的。 例如，当神应许挪亚，祂永远不会再用水毁灭全地时，祂把彩虹放在天空中作为记号。 每当人们看到彩虹时，他们就会记得神的应许。</w:t>
+          <w:lang w:val="zh_CN" w:bidi="zh_CN"/>
+        </w:rPr>
+        <w:t>耶稣行了许多</w:t>
+      </w:r>
+      <w:r>
+        <w:rPr>
+          <w:lang w:val="zh_CN" w:bidi="zh_CN"/>
+        </w:rPr>
+        <w:t>神迹</w:t>
+      </w:r>
+      <w:r>
+        <w:rPr>
+          <w:lang w:val="zh_CN" w:bidi="zh_CN"/>
+        </w:rPr>
+        <w:t>。 这些神迹就是记号，向人们表明耶稣真的是由神差遣的，人们应该听耶稣所说的关于神的话。</w:t>
       </w:r>
     </w:p>
     <w:p>
@@ -724,31 +717,7 @@
         <w:rPr>
           <w:lang w:val="zh_CN" w:bidi="zh_CN"/>
         </w:rPr>
-        <w:t>有时神会赐下一个记号作为警告，告诉人们一些重要的事。 例如，神告诉</w:t>
-      </w:r>
-      <w:r>
-        <w:rPr>
-          <w:lang w:val="zh_CN" w:bidi="zh_CN"/>
-        </w:rPr>
-        <w:t>祭司</w:t>
-      </w:r>
-      <w:r>
-        <w:rPr>
-          <w:lang w:val="zh_CN" w:bidi="zh_CN"/>
-        </w:rPr>
-        <w:t>以利，以利的两个儿子将在同一天死亡。 这将是一个记号，表明神所说的一切事，作为对以色列人的</w:t>
-      </w:r>
-      <w:r>
-        <w:rPr>
-          <w:lang w:val="zh_CN" w:bidi="zh_CN"/>
-        </w:rPr>
-        <w:t>罪</w:t>
-      </w:r>
-      <w:r>
-        <w:rPr>
-          <w:lang w:val="zh_CN" w:bidi="zh_CN"/>
-        </w:rPr>
-        <w:t>的惩罚，都会成为现实。</w:t>
+        <w:t>耶稣的信徒也行了神迹。 这些记号证明耶稣的信徒说的是关于耶稣的真理。</w:t>
       </w:r>
     </w:p>
     <w:p>
@@ -762,19 +731,7 @@
         <w:rPr>
           <w:lang w:val="zh_CN" w:bidi="zh_CN"/>
         </w:rPr>
-        <w:t>耶稣行了许多</w:t>
-      </w:r>
-      <w:r>
-        <w:rPr>
-          <w:lang w:val="zh_CN" w:bidi="zh_CN"/>
-        </w:rPr>
-        <w:t>神迹</w:t>
-      </w:r>
-      <w:r>
-        <w:rPr>
-          <w:lang w:val="zh_CN" w:bidi="zh_CN"/>
-        </w:rPr>
-        <w:t>。 这些神迹就是记号，向人们表明耶稣真的是由神差遣的，人们应该听耶稣所说的关于神的话。</w:t>
+        <w:t>因为记号与神迹非常相似，所以我们经常听到圣经中的"记号和神迹"或"记号和奇事"这句话。</w:t>
       </w:r>
     </w:p>
     <w:p>
@@ -788,7 +745,19 @@
         <w:rPr>
           <w:lang w:val="zh_CN" w:bidi="zh_CN"/>
         </w:rPr>
-        <w:t>耶稣的信徒也行了神迹。 这些记号证明耶稣的信徒说的是关于耶稣的真理。</w:t>
+        <w:t>记号帮助人们</w:t>
+      </w:r>
+      <w:r>
+        <w:rPr>
+          <w:lang w:val="zh_CN" w:bidi="zh_CN"/>
+        </w:rPr>
+        <w:t>相信</w:t>
+      </w:r>
+      <w:r>
+        <w:rPr>
+          <w:lang w:val="zh_CN" w:bidi="zh_CN"/>
+        </w:rPr>
+        <w:t>，但我们必须信靠神，即使祂没有赐下任何记号。 如果人们只在看到记号时信靠神，他们就根本不是真正信靠神。 因此，当人们要求耶稣为他们行一个记号时，耶稣拒绝为他们这样做。</w:t>
       </w:r>
     </w:p>
     <w:p>
@@ -802,7 +771,17 @@
         <w:rPr>
           <w:lang w:val="zh_CN" w:bidi="zh_CN"/>
         </w:rPr>
-        <w:t>因为记号与神迹非常相似，所以我们经常听到圣经中的"记号和神迹"或"记号和奇事"这句话。</w:t>
+        <w:t>即使神确实行了一个记号，也只有愿意相信祂的人才会相信这个记号。 另一些人会说这个记号不是真的，或者不是来自神。</w:t>
+      </w:r>
+      <w:r>
+        <w:rPr>
+          <w:lang w:val="zh_CN" w:bidi="zh_CN"/>
+        </w:rPr>
+      </w:r>
+      <w:r>
+        <w:rPr>
+          <w:lang w:val="zh_CN" w:bidi="zh_CN"/>
+        </w:rPr>
       </w:r>
     </w:p>
     <w:p>
@@ -812,23 +791,21 @@
           <w:lang w:val="zh_CN" w:bidi="zh_CN"/>
         </w:rPr>
       </w:r>
-      <w:r>
-        <w:rPr>
-          <w:lang w:val="zh_CN" w:bidi="zh_CN"/>
-        </w:rPr>
-        <w:t>记号帮助人们</w:t>
-      </w:r>
-      <w:r>
-        <w:rPr>
-          <w:lang w:val="zh_CN" w:bidi="zh_CN"/>
-        </w:rPr>
-        <w:t>相信</w:t>
-      </w:r>
-      <w:r>
-        <w:rPr>
-          <w:lang w:val="zh_CN" w:bidi="zh_CN"/>
-        </w:rPr>
-        <w:t>，但我们必须信靠神，即使祂没有赐下任何记号。 如果人们只在看到记号时信靠神，他们就根本不是真正信靠神。 因此，当人们要求耶稣为他们行一个记号时，耶稣拒绝为他们这样做。</w:t>
+    </w:p>
+    <w:p>
+      <w:pPr>
+        <w:pStyle w:val="Heading2"/>
+      </w:pPr>
+      <w:r>
+        <w:rPr>
+          <w:lang w:val="zh_CN" w:bidi="zh_CN"/>
+        </w:rPr>
+        <w:t>祭司</w:t>
+      </w:r>
+      <w:r>
+        <w:rPr>
+          <w:lang w:val="zh_CN" w:bidi="zh_CN"/>
+        </w:rPr>
       </w:r>
     </w:p>
     <w:p>
@@ -840,19 +817,64 @@
       </w:r>
       <w:r>
         <w:rPr>
-          <w:lang w:val="zh_CN" w:bidi="zh_CN"/>
-        </w:rPr>
-        <w:t>即使神确实行了一个记号，也只有愿意相信祂的人才会相信这个记号。 另一些人会说这个记号不是真的，或者不是来自神。</w:t>
-      </w:r>
-      <w:r>
-        <w:rPr>
-          <w:lang w:val="zh_CN" w:bidi="zh_CN"/>
-        </w:rPr>
-      </w:r>
-      <w:r>
-        <w:rPr>
-          <w:lang w:val="zh_CN" w:bidi="zh_CN"/>
-        </w:rPr>
+          <w:b/>
+          <w:lang w:val="zh_CN" w:bidi="zh_CN"/>
+        </w:rPr>
+        <w:t>祭司</w:t>
+      </w:r>
+      <w:r>
+        <w:rPr>
+          <w:lang w:val="zh_CN" w:bidi="zh_CN"/>
+        </w:rPr>
+        <w:t>是在</w:t>
+      </w:r>
+      <w:r>
+        <w:rPr>
+          <w:lang w:val="zh_CN" w:bidi="zh_CN"/>
+        </w:rPr>
+        <w:t>耶路撒冷</w:t>
+      </w:r>
+      <w:r>
+        <w:rPr>
+          <w:lang w:val="zh_CN" w:bidi="zh_CN"/>
+        </w:rPr>
+        <w:t>的神的</w:t>
+      </w:r>
+      <w:r>
+        <w:rPr>
+          <w:lang w:val="zh_CN" w:bidi="zh_CN"/>
+        </w:rPr>
+        <w:t>圣殿</w:t>
+      </w:r>
+      <w:r>
+        <w:rPr>
+          <w:lang w:val="zh_CN" w:bidi="zh_CN"/>
+        </w:rPr>
+        <w:t>中工作的人。在人们建造圣殿之前，祭司在</w:t>
+      </w:r>
+      <w:r>
+        <w:rPr>
+          <w:lang w:val="zh_CN" w:bidi="zh_CN"/>
+        </w:rPr>
+        <w:t>会幕</w:t>
+      </w:r>
+      <w:r>
+        <w:rPr>
+          <w:lang w:val="zh_CN" w:bidi="zh_CN"/>
+        </w:rPr>
+        <w:t>中工作，会幕是便携式的圣殿，是一顶帐篷。 圣殿以及在此之前的会幕，是以色列人敬拜神的地方。 祭司负责代表百姓向神</w:t>
+      </w:r>
+      <w:r>
+        <w:rPr>
+          <w:lang w:val="zh_CN" w:bidi="zh_CN"/>
+        </w:rPr>
+        <w:t>献祭</w:t>
+      </w:r>
+      <w:r>
+        <w:rPr>
+          <w:lang w:val="zh_CN" w:bidi="zh_CN"/>
+        </w:rPr>
+        <w:t>。 他们看顾圣殿，并教导人们如何敬拜神。</w:t>
       </w:r>
     </w:p>
     <w:p>
@@ -862,32 +884,71 @@
           <w:lang w:val="zh_CN" w:bidi="zh_CN"/>
         </w:rPr>
       </w:r>
-    </w:p>
-    <w:p>
-      <w:pPr>
-        <w:pStyle w:val="Heading2"/>
-      </w:pPr>
-      <w:r>
-        <w:rPr>
-          <w:lang w:val="zh_CN" w:bidi="zh_CN"/>
-        </w:rPr>
-        <w:t>记号</w:t>
-      </w:r>
-      <w:r>
-        <w:rPr>
-          <w:lang w:val="zh_CN" w:bidi="zh_CN"/>
-        </w:rPr>
-      </w:r>
-    </w:p>
-    <w:p>
-      <w:pPr>
-        <w:pStyle w:val="Heading4"/>
-      </w:pPr>
-      <w:r>
-        <w:rPr>
-          <w:lang w:val="zh_CN" w:bidi="zh_CN"/>
-        </w:rPr>
-        <w:t>Audio Content</w:t>
+      <w:r>
+        <w:rPr>
+          <w:lang w:val="zh_CN" w:bidi="zh_CN"/>
+        </w:rPr>
+        <w:t>神是</w:t>
+      </w:r>
+      <w:r>
+        <w:rPr>
+          <w:lang w:val="zh_CN" w:bidi="zh_CN"/>
+        </w:rPr>
+        <w:t>圣洁</w:t>
+      </w:r>
+      <w:r>
+        <w:rPr>
+          <w:lang w:val="zh_CN" w:bidi="zh_CN"/>
+        </w:rPr>
+        <w:t>的，人们不能来到祂面前，因为人们是</w:t>
+      </w:r>
+      <w:r>
+        <w:rPr>
+          <w:lang w:val="zh_CN" w:bidi="zh_CN"/>
+        </w:rPr>
+        <w:t>有罪的</w:t>
+      </w:r>
+      <w:r>
+        <w:rPr>
+          <w:lang w:val="zh_CN" w:bidi="zh_CN"/>
+        </w:rPr>
+        <w:t>。 因为人是有罪的，所以他们是</w:t>
+      </w:r>
+      <w:r>
+        <w:rPr>
+          <w:lang w:val="zh_CN" w:bidi="zh_CN"/>
+        </w:rPr>
+        <w:t>不洁净</w:t>
+      </w:r>
+      <w:r>
+        <w:rPr>
+          <w:lang w:val="zh_CN" w:bidi="zh_CN"/>
+        </w:rPr>
+        <w:t>的。 在圣经中，不洁净的意思是不适合来到神面前。 人们必须首先变得洁净。 祭司的工作是使人洁净，即洁净他们。 祭司通过代表百姓</w:t>
+      </w:r>
+      <w:r>
+        <w:rPr>
+          <w:lang w:val="zh_CN" w:bidi="zh_CN"/>
+        </w:rPr>
+        <w:t>献祭</w:t>
+      </w:r>
+      <w:r>
+        <w:rPr>
+          <w:lang w:val="zh_CN" w:bidi="zh_CN"/>
+        </w:rPr>
+        <w:t>，并教导人们如何生活来做到这一点。 他们举行仪式，象征着人们变得洁净。 因此，祭司处于神和百姓之间。 他们使人们有可能来到神面前，并继续与神保持良好的关系。 他们洁净百姓，这样神就可以下来与百姓相遇。 对</w:t>
+      </w:r>
+      <w:r>
+        <w:rPr>
+          <w:lang w:val="zh_CN" w:bidi="zh_CN"/>
+        </w:rPr>
+        <w:t>犹太人</w:t>
+      </w:r>
+      <w:r>
+        <w:rPr>
+          <w:lang w:val="zh_CN" w:bidi="zh_CN"/>
+        </w:rPr>
+        <w:t>来说，祭司是非常重要的人。 因为人们始终是有罪的，祭司必须经常献祭，并一次又一次地洁净人。</w:t>
       </w:r>
     </w:p>
     <w:p>
@@ -897,33 +958,23 @@
           <w:lang w:val="zh_CN" w:bidi="zh_CN"/>
         </w:rPr>
       </w:r>
-      <w:hyperlink r:id="rId13">
-        <w:r>
-          <w:rPr>
-            <w:lang w:val="zh_CN" w:bidi="zh_CN"/>
-          </w:rPr>
-          <w:rPr>
-            <w:color w:val="0000EE"/>
-            <w:u w:val="single"/>
-          </w:rPr>
-          <w:t>mp3 file</w:t>
-        </w:r>
-      </w:hyperlink>
-      <w:r>
-        <w:rPr>
-          <w:lang w:val="zh_CN" w:bidi="zh_CN"/>
-        </w:rPr>
-        <w:t xml:space="preserve"> (None KB)</w:t>
-      </w:r>
-      <w:r>
-        <w:rPr>
-          <w:lang w:val="zh_CN" w:bidi="zh_CN"/>
-        </w:rPr>
-      </w:r>
-      <w:r>
-        <w:rPr>
-          <w:lang w:val="zh_CN" w:bidi="zh_CN"/>
-        </w:rPr>
+      <w:r>
+        <w:rPr>
+          <w:lang w:val="zh_CN" w:bidi="zh_CN"/>
+        </w:rPr>
+        <w:t>只有特定的人才能成为成为祭司。 以色列人分为12个支派。 一个支派被称为利未支派，这个支派中的人被称为利未人。 通过摩西，神将祂的</w:t>
+      </w:r>
+      <w:r>
+        <w:rPr>
+          <w:lang w:val="zh_CN" w:bidi="zh_CN"/>
+        </w:rPr>
+        <w:t>律法</w:t>
+      </w:r>
+      <w:r>
+        <w:rPr>
+          <w:lang w:val="zh_CN" w:bidi="zh_CN"/>
+        </w:rPr>
+        <w:t>赐给人们，他是利未人。 摩西的兄弟亚伦也是利未人。 亚伦成为犹太人的第一位大祭司。 大祭司是最重要的祭司。 神使亚伦的儿子们成为第一批祭司。 从那时候起，亚伦的所有男性后裔都成了祭司。</w:t>
       </w:r>
     </w:p>
     <w:p>
@@ -933,21 +984,11 @@
           <w:lang w:val="zh_CN" w:bidi="zh_CN"/>
         </w:rPr>
       </w:r>
-    </w:p>
-    <w:p>
-      <w:pPr>
-        <w:pStyle w:val="Heading2"/>
-      </w:pPr>
-      <w:r>
-        <w:rPr>
-          <w:lang w:val="zh_CN" w:bidi="zh_CN"/>
-        </w:rPr>
-        <w:t>祭司</w:t>
-      </w:r>
-      <w:r>
-        <w:rPr>
-          <w:lang w:val="zh_CN" w:bidi="zh_CN"/>
-        </w:rPr>
+      <w:r>
+        <w:rPr>
+          <w:lang w:val="zh_CN" w:bidi="zh_CN"/>
+        </w:rPr>
+        <w:t>也有利未人不是亚伦的后裔。 这些人也变得很重要。 他们帮助祭司履行他们的职责。 圣经经常谈到"祭司和利未人"。 祭司被单独提及，因为他们更重要，即使祭司本身也是利未的后裔。</w:t>
       </w:r>
     </w:p>
     <w:p>
@@ -959,64 +1000,33 @@
       </w:r>
       <w:r>
         <w:rPr>
-          <w:b/>
-          <w:lang w:val="zh_CN" w:bidi="zh_CN"/>
-        </w:rPr>
-        <w:t>祭司</w:t>
-      </w:r>
-      <w:r>
-        <w:rPr>
-          <w:lang w:val="zh_CN" w:bidi="zh_CN"/>
-        </w:rPr>
-        <w:t>是在</w:t>
-      </w:r>
-      <w:r>
-        <w:rPr>
-          <w:lang w:val="zh_CN" w:bidi="zh_CN"/>
-        </w:rPr>
-        <w:t>耶路撒冷</w:t>
-      </w:r>
-      <w:r>
-        <w:rPr>
-          <w:lang w:val="zh_CN" w:bidi="zh_CN"/>
-        </w:rPr>
-        <w:t>的神的</w:t>
-      </w:r>
-      <w:r>
-        <w:rPr>
-          <w:lang w:val="zh_CN" w:bidi="zh_CN"/>
-        </w:rPr>
-        <w:t>圣殿</w:t>
-      </w:r>
-      <w:r>
-        <w:rPr>
-          <w:lang w:val="zh_CN" w:bidi="zh_CN"/>
-        </w:rPr>
-        <w:t>中工作的人。在人们建造圣殿之前，祭司在</w:t>
-      </w:r>
-      <w:r>
-        <w:rPr>
-          <w:lang w:val="zh_CN" w:bidi="zh_CN"/>
-        </w:rPr>
-        <w:t>会幕</w:t>
-      </w:r>
-      <w:r>
-        <w:rPr>
-          <w:lang w:val="zh_CN" w:bidi="zh_CN"/>
-        </w:rPr>
-        <w:t>中工作，会幕是便携式的圣殿，是一顶帐篷。 圣殿以及在此之前的会幕，是以色列人敬拜神的地方。 祭司负责代表百姓向神</w:t>
-      </w:r>
-      <w:r>
-        <w:rPr>
-          <w:lang w:val="zh_CN" w:bidi="zh_CN"/>
-        </w:rPr>
-        <w:t>献祭</w:t>
-      </w:r>
-      <w:r>
-        <w:rPr>
-          <w:lang w:val="zh_CN" w:bidi="zh_CN"/>
-        </w:rPr>
-        <w:t>。 他们看顾圣殿，并教导人们如何敬拜神。</w:t>
+          <w:lang w:val="zh_CN" w:bidi="zh_CN"/>
+        </w:rPr>
+        <w:t>在耶稣时代，一些祭司也是百姓的领袖。 他们被称为祭司长。 这些祭司长或带头祭司通常是富有的人，他们与大祭司有亲缘关系。 他们通常属于一群名为</w:t>
+      </w:r>
+      <w:r>
+        <w:rPr>
+          <w:lang w:val="zh_CN" w:bidi="zh_CN"/>
+        </w:rPr>
+        <w:t>撒都该人</w:t>
+      </w:r>
+      <w:r>
+        <w:rPr>
+          <w:lang w:val="zh_CN" w:bidi="zh_CN"/>
+        </w:rPr>
+        <w:t>的宗教领袖团体，并且是犹太议会，即</w:t>
+      </w:r>
+      <w:r>
+        <w:rPr>
+          <w:lang w:val="zh_CN" w:bidi="zh_CN"/>
+        </w:rPr>
+        <w:t>公会</w:t>
+      </w:r>
+      <w:r>
+        <w:rPr>
+          <w:lang w:val="zh_CN" w:bidi="zh_CN"/>
+        </w:rPr>
+        <w:t>的一员。 祭司长经常与耶稣争论。</w:t>
       </w:r>
     </w:p>
     <w:p>
@@ -1030,67 +1040,19 @@
         <w:rPr>
           <w:lang w:val="zh_CN" w:bidi="zh_CN"/>
         </w:rPr>
-        <w:t>神是</w:t>
-      </w:r>
-      <w:r>
-        <w:rPr>
-          <w:lang w:val="zh_CN" w:bidi="zh_CN"/>
-        </w:rPr>
-        <w:t>圣洁</w:t>
-      </w:r>
-      <w:r>
-        <w:rPr>
-          <w:lang w:val="zh_CN" w:bidi="zh_CN"/>
-        </w:rPr>
-        <w:t>的，人们不能来到祂面前，因为人们是</w:t>
-      </w:r>
-      <w:r>
-        <w:rPr>
-          <w:lang w:val="zh_CN" w:bidi="zh_CN"/>
-        </w:rPr>
-        <w:t>有罪的</w:t>
-      </w:r>
-      <w:r>
-        <w:rPr>
-          <w:lang w:val="zh_CN" w:bidi="zh_CN"/>
-        </w:rPr>
-        <w:t>。 因为人是有罪的，所以他们是</w:t>
-      </w:r>
-      <w:r>
-        <w:rPr>
-          <w:lang w:val="zh_CN" w:bidi="zh_CN"/>
-        </w:rPr>
-        <w:t>不洁净</w:t>
-      </w:r>
-      <w:r>
-        <w:rPr>
-          <w:lang w:val="zh_CN" w:bidi="zh_CN"/>
-        </w:rPr>
-        <w:t>的。 在圣经中，不洁净的意思是不适合来到神面前。 人们必须首先变得洁净。 祭司的工作是使人洁净，即洁净他们。 祭司通过代表百姓</w:t>
-      </w:r>
-      <w:r>
-        <w:rPr>
-          <w:lang w:val="zh_CN" w:bidi="zh_CN"/>
-        </w:rPr>
-        <w:t>献祭</w:t>
-      </w:r>
-      <w:r>
-        <w:rPr>
-          <w:lang w:val="zh_CN" w:bidi="zh_CN"/>
-        </w:rPr>
-        <w:t>，并教导人们如何生活来做到这一点。 他们举行仪式，象征着人们变得洁净。 因此，祭司处于神和百姓之间。 他们使人们有可能来到神面前，并继续与神保持良好的关系。 他们洁净百姓，这样神就可以下来与百姓相遇。 对</w:t>
-      </w:r>
-      <w:r>
-        <w:rPr>
-          <w:lang w:val="zh_CN" w:bidi="zh_CN"/>
-        </w:rPr>
-        <w:t>犹太人</w:t>
-      </w:r>
-      <w:r>
-        <w:rPr>
-          <w:lang w:val="zh_CN" w:bidi="zh_CN"/>
-        </w:rPr>
-        <w:t>来说，祭司是非常重要的人。 因为人们始终是有罪的，祭司必须经常献祭，并一次又一次地洁净人。</w:t>
+        <w:t>住在</w:t>
+      </w:r>
+      <w:r>
+        <w:rPr>
+          <w:lang w:val="zh_CN" w:bidi="zh_CN"/>
+        </w:rPr>
+        <w:t>以色列</w:t>
+      </w:r>
+      <w:r>
+        <w:rPr>
+          <w:lang w:val="zh_CN" w:bidi="zh_CN"/>
+        </w:rPr>
+        <w:t>周围国家的人也有一群介于百姓和他们的神之间的人。 圣经也称这些人为祭司，但他们与犹太祭司非常不同。</w:t>
       </w:r>
     </w:p>
     <w:p>
@@ -1102,21 +1064,10 @@
       </w:r>
       <w:r>
         <w:rPr>
-          <w:lang w:val="zh_CN" w:bidi="zh_CN"/>
-        </w:rPr>
-        <w:t>只有特定的人才能成为成为祭司。 以色列人分为12个支派。 一个支派被称为利未支派，这个支派中的人被称为利未人。 通过摩西，神将祂的</w:t>
-      </w:r>
-      <w:r>
-        <w:rPr>
-          <w:lang w:val="zh_CN" w:bidi="zh_CN"/>
-        </w:rPr>
-        <w:t>律法</w:t>
-      </w:r>
-      <w:r>
-        <w:rPr>
-          <w:lang w:val="zh_CN" w:bidi="zh_CN"/>
-        </w:rPr>
-        <w:t>赐给人们，他是利未人。 摩西的兄弟亚伦也是利未人。 亚伦成为犹太人的第一位大祭司。 大祭司是最重要的祭司。 神使亚伦的儿子们成为第一批祭司。 从那时候起，亚伦的所有男性后裔都成了祭司。</w:t>
+          <w:b/>
+          <w:lang w:val="zh_CN" w:bidi="zh_CN"/>
+        </w:rPr>
+        <w:t>当你翻译祭司时，要注意以下几个事项：</w:t>
       </w:r>
     </w:p>
     <w:p>
@@ -1130,7 +1081,7 @@
         <w:rPr>
           <w:lang w:val="zh_CN" w:bidi="zh_CN"/>
         </w:rPr>
-        <w:t>也有利未人不是亚伦的后裔。 这些人也变得很重要。 他们帮助祭司履行他们的职责。 圣经经常谈到"祭司和利未人"。 祭司被单独提及，因为他们更重要，即使祭司本身也是利未的后裔。</w:t>
+        <w:t>你的语言可能有一个词，表示某个向神献祭的人。 这可能是一个合乎圣经所说的祭司的好的词语。 也许你需要做一个小的改变，比如说"神的祭司"。 但要小心，不要让人们感到困惑。 也许你社区中"祭司"做的事与圣经中祭司做的事大不相同。 也许你需要发明一个新词或短语，如"向神献祭的人"或"献祭的人"，或"在神的圣殿中工作的人"。 但请记住，你也需要有一个词来形容利未人。 利未人可以是"祭司的助手"、"圣殿中的助手"，或"在圣殿中作助手的利未后裔"。</w:t>
       </w:r>
     </w:p>
     <w:p>
@@ -1144,31 +1095,7 @@
         <w:rPr>
           <w:lang w:val="zh_CN" w:bidi="zh_CN"/>
         </w:rPr>
-        <w:t>在耶稣时代，一些祭司也是百姓的领袖。 他们被称为祭司长。 这些祭司长或带头祭司通常是富有的人，他们与大祭司有亲缘关系。 他们通常属于一群名为</w:t>
-      </w:r>
-      <w:r>
-        <w:rPr>
-          <w:lang w:val="zh_CN" w:bidi="zh_CN"/>
-        </w:rPr>
-        <w:t>撒都该人</w:t>
-      </w:r>
-      <w:r>
-        <w:rPr>
-          <w:lang w:val="zh_CN" w:bidi="zh_CN"/>
-        </w:rPr>
-        <w:t>的宗教领袖团体，并且是犹太议会，即</w:t>
-      </w:r>
-      <w:r>
-        <w:rPr>
-          <w:lang w:val="zh_CN" w:bidi="zh_CN"/>
-        </w:rPr>
-        <w:t>公会</w:t>
-      </w:r>
-      <w:r>
-        <w:rPr>
-          <w:lang w:val="zh_CN" w:bidi="zh_CN"/>
-        </w:rPr>
-        <w:t>的一员。 祭司长经常与耶稣争论。</w:t>
+        <w:t>一些基督徒教会使用"祭司"这个词来表示教会中的领袖。 使用与圣经中的"祭司"完全相同的词不是一个好主意，因为这个词的意思完全不同。 教会中的领袖不像圣经中的祭司那样献祭。</w:t>
       </w:r>
     </w:p>
     <w:p>
@@ -1182,19 +1109,17 @@
         <w:rPr>
           <w:lang w:val="zh_CN" w:bidi="zh_CN"/>
         </w:rPr>
-        <w:t>住在</w:t>
-      </w:r>
-      <w:r>
-        <w:rPr>
-          <w:lang w:val="zh_CN" w:bidi="zh_CN"/>
-        </w:rPr>
-        <w:t>以色列</w:t>
-      </w:r>
-      <w:r>
-        <w:rPr>
-          <w:lang w:val="zh_CN" w:bidi="zh_CN"/>
-        </w:rPr>
-        <w:t>周围国家的人也有一群介于百姓和他们的神之间的人。 圣经也称这些人为祭司，但他们与犹太祭司非常不同。</w:t>
+        <w:t>请记住，你也需要一个词来指祭司长，即最重要的祭司们，以及大祭司，他是所有祭司中最重要的祭司。</w:t>
+      </w:r>
+      <w:r>
+        <w:rPr>
+          <w:lang w:val="zh_CN" w:bidi="zh_CN"/>
+        </w:rPr>
+      </w:r>
+      <w:r>
+        <w:rPr>
+          <w:lang w:val="zh_CN" w:bidi="zh_CN"/>
+        </w:rPr>
       </w:r>
     </w:p>
     <w:p>
@@ -1204,12 +1129,21 @@
           <w:lang w:val="zh_CN" w:bidi="zh_CN"/>
         </w:rPr>
       </w:r>
-      <w:r>
-        <w:rPr>
-          <w:b/>
-          <w:lang w:val="zh_CN" w:bidi="zh_CN"/>
-        </w:rPr>
-        <w:t>当你翻译祭司时，要注意以下几个事项：</w:t>
+    </w:p>
+    <w:p>
+      <w:pPr>
+        <w:pStyle w:val="Heading2"/>
+      </w:pPr>
+      <w:r>
+        <w:rPr>
+          <w:lang w:val="zh_CN" w:bidi="zh_CN"/>
+        </w:rPr>
+        <w:t>祭物</w:t>
+      </w:r>
+      <w:r>
+        <w:rPr>
+          <w:lang w:val="zh_CN" w:bidi="zh_CN"/>
+        </w:rPr>
       </w:r>
     </w:p>
     <w:p>
@@ -1221,134 +1155,7 @@
       </w:r>
       <w:r>
         <w:rPr>
-          <w:lang w:val="zh_CN" w:bidi="zh_CN"/>
-        </w:rPr>
-        <w:t>你的语言可能有一个词，表示某个向神献祭的人。 这可能是一个合乎圣经所说的祭司的好的词语。 也许你需要做一个小的改变，比如说"神的祭司"。 但要小心，不要让人们感到困惑。 也许你社区中"祭司"做的事与圣经中祭司做的事大不相同。 也许你需要发明一个新词或短语，如"向神献祭的人"或"献祭的人"，或"在神的圣殿中工作的人"。 但请记住，你也需要有一个词来形容利未人。 利未人可以是"祭司的助手"、"圣殿中的助手"，或"在圣殿中作助手的利未后裔"。</w:t>
-      </w:r>
-    </w:p>
-    <w:p>
-      <w:pPr/>
-      <w:r>
-        <w:rPr>
-          <w:lang w:val="zh_CN" w:bidi="zh_CN"/>
-        </w:rPr>
-      </w:r>
-      <w:r>
-        <w:rPr>
-          <w:lang w:val="zh_CN" w:bidi="zh_CN"/>
-        </w:rPr>
-        <w:t>一些基督徒教会使用"祭司"这个词来表示教会中的领袖。 使用与圣经中的"祭司"完全相同的词不是一个好主意，因为这个词的意思完全不同。 教会中的领袖不像圣经中的祭司那样献祭。</w:t>
-      </w:r>
-    </w:p>
-    <w:p>
-      <w:pPr/>
-      <w:r>
-        <w:rPr>
-          <w:lang w:val="zh_CN" w:bidi="zh_CN"/>
-        </w:rPr>
-      </w:r>
-      <w:r>
-        <w:rPr>
-          <w:lang w:val="zh_CN" w:bidi="zh_CN"/>
-        </w:rPr>
-        <w:t>请记住，你也需要一个词来指祭司长，即最重要的祭司们，以及大祭司，他是所有祭司中最重要的祭司。</w:t>
-      </w:r>
-      <w:r>
-        <w:rPr>
-          <w:lang w:val="zh_CN" w:bidi="zh_CN"/>
-        </w:rPr>
-      </w:r>
-      <w:r>
-        <w:rPr>
-          <w:lang w:val="zh_CN" w:bidi="zh_CN"/>
-        </w:rPr>
-      </w:r>
-    </w:p>
-    <w:p>
-      <w:pPr/>
-      <w:r>
-        <w:rPr>
-          <w:lang w:val="zh_CN" w:bidi="zh_CN"/>
-        </w:rPr>
-      </w:r>
-    </w:p>
-    <w:p>
-      <w:pPr>
-        <w:pStyle w:val="Heading2"/>
-      </w:pPr>
-      <w:r>
-        <w:rPr>
-          <w:lang w:val="zh_CN" w:bidi="zh_CN"/>
-        </w:rPr>
-        <w:t>祭司</w:t>
-      </w:r>
-      <w:r>
-        <w:rPr>
-          <w:lang w:val="zh_CN" w:bidi="zh_CN"/>
-        </w:rPr>
-      </w:r>
-    </w:p>
-    <w:p>
-      <w:pPr>
-        <w:pStyle w:val="Heading4"/>
-      </w:pPr>
-      <w:r>
-        <w:rPr>
-          <w:lang w:val="zh_CN" w:bidi="zh_CN"/>
-        </w:rPr>
-        <w:t>Audio Content</w:t>
-      </w:r>
-    </w:p>
-    <w:p>
-      <w:pPr/>
-      <w:r>
-        <w:rPr>
-          <w:lang w:val="zh_CN" w:bidi="zh_CN"/>
-        </w:rPr>
-      </w:r>
-      <w:hyperlink r:id="rId13">
-        <w:r>
-          <w:rPr>
-            <w:lang w:val="zh_CN" w:bidi="zh_CN"/>
-          </w:rPr>
-          <w:rPr>
-            <w:color w:val="0000EE"/>
-            <w:u w:val="single"/>
-          </w:rPr>
-          <w:t>mp3 file</w:t>
-        </w:r>
-      </w:hyperlink>
-      <w:r>
-        <w:rPr>
-          <w:lang w:val="zh_CN" w:bidi="zh_CN"/>
-        </w:rPr>
-        <w:t xml:space="preserve"> (None KB)</w:t>
-      </w:r>
-      <w:r>
-        <w:rPr>
-          <w:lang w:val="zh_CN" w:bidi="zh_CN"/>
-        </w:rPr>
-      </w:r>
-      <w:r>
-        <w:rPr>
-          <w:lang w:val="zh_CN" w:bidi="zh_CN"/>
-        </w:rPr>
-      </w:r>
-    </w:p>
-    <w:p>
-      <w:pPr/>
-      <w:r>
-        <w:rPr>
-          <w:lang w:val="zh_CN" w:bidi="zh_CN"/>
-        </w:rPr>
-      </w:r>
-    </w:p>
-    <w:p>
-      <w:pPr>
-        <w:pStyle w:val="Heading2"/>
-      </w:pPr>
-      <w:r>
-        <w:rPr>
+          <w:b/>
           <w:lang w:val="zh_CN" w:bidi="zh_CN"/>
         </w:rPr>
         <w:t>祭物</w:t>
@@ -1357,26 +1164,6 @@
         <w:rPr>
           <w:lang w:val="zh_CN" w:bidi="zh_CN"/>
         </w:rPr>
-      </w:r>
-    </w:p>
-    <w:p>
-      <w:pPr/>
-      <w:r>
-        <w:rPr>
-          <w:lang w:val="zh_CN" w:bidi="zh_CN"/>
-        </w:rPr>
-      </w:r>
-      <w:r>
-        <w:rPr>
-          <w:b/>
-          <w:lang w:val="zh_CN" w:bidi="zh_CN"/>
-        </w:rPr>
-        <w:t>祭物</w:t>
-      </w:r>
-      <w:r>
-        <w:rPr>
-          <w:lang w:val="zh_CN" w:bidi="zh_CN"/>
-        </w:rPr>
         <w:t>是在仪式中向神献上的礼物或</w:t>
       </w:r>
       <w:r>
@@ -1420,77 +1207,6 @@
           <w:lang w:val="zh_CN" w:bidi="zh_CN"/>
         </w:rPr>
         <w:t>。</w:t>
-      </w:r>
-      <w:r>
-        <w:rPr>
-          <w:lang w:val="zh_CN" w:bidi="zh_CN"/>
-        </w:rPr>
-      </w:r>
-      <w:r>
-        <w:rPr>
-          <w:lang w:val="zh_CN" w:bidi="zh_CN"/>
-        </w:rPr>
-      </w:r>
-    </w:p>
-    <w:p>
-      <w:pPr/>
-      <w:r>
-        <w:rPr>
-          <w:lang w:val="zh_CN" w:bidi="zh_CN"/>
-        </w:rPr>
-      </w:r>
-    </w:p>
-    <w:p>
-      <w:pPr>
-        <w:pStyle w:val="Heading2"/>
-      </w:pPr>
-      <w:r>
-        <w:rPr>
-          <w:lang w:val="zh_CN" w:bidi="zh_CN"/>
-        </w:rPr>
-        <w:t>祭物</w:t>
-      </w:r>
-      <w:r>
-        <w:rPr>
-          <w:lang w:val="zh_CN" w:bidi="zh_CN"/>
-        </w:rPr>
-      </w:r>
-    </w:p>
-    <w:p>
-      <w:pPr>
-        <w:pStyle w:val="Heading4"/>
-      </w:pPr>
-      <w:r>
-        <w:rPr>
-          <w:lang w:val="zh_CN" w:bidi="zh_CN"/>
-        </w:rPr>
-        <w:t>Audio Content</w:t>
-      </w:r>
-    </w:p>
-    <w:p>
-      <w:pPr/>
-      <w:r>
-        <w:rPr>
-          <w:lang w:val="zh_CN" w:bidi="zh_CN"/>
-        </w:rPr>
-      </w:r>
-      <w:hyperlink r:id="rId13">
-        <w:r>
-          <w:rPr>
-            <w:lang w:val="zh_CN" w:bidi="zh_CN"/>
-          </w:rPr>
-          <w:rPr>
-            <w:color w:val="0000EE"/>
-            <w:u w:val="single"/>
-          </w:rPr>
-          <w:t>mp3 file</w:t>
-        </w:r>
-      </w:hyperlink>
-      <w:r>
-        <w:rPr>
-          <w:lang w:val="zh_CN" w:bidi="zh_CN"/>
-        </w:rPr>
-        <w:t xml:space="preserve"> (None KB)</w:t>
       </w:r>
       <w:r>
         <w:rPr>

--- a/zhs/docx/029.content.docx
+++ b/zhs/docx/029.content.docx
@@ -218,29 +218,59 @@
         </w:rPr>
         <w:t>这个词和</w:t>
       </w:r>
-      <w:r>
-        <w:rPr>
-          <w:lang w:val="zh_CN" w:bidi="zh_CN"/>
-        </w:rPr>
-        <w:t>弥赛亚</w:t>
-      </w:r>
+      <w:hyperlink r:id="rId13">
+        <w:r>
+          <w:rPr>
+            <w:lang w:val="zh_CN" w:bidi="zh_CN"/>
+          </w:rPr>
+          <w:rPr>
+            <w:color w:val="0000EE"/>
+            <w:u w:val="single"/>
+          </w:rPr>
+          <w:t>弥赛亚</w:t>
+        </w:r>
+      </w:hyperlink>
       <w:r>
         <w:rPr>
           <w:lang w:val="zh_CN" w:bidi="zh_CN"/>
         </w:rPr>
         <w:t>这个词是相同的。基督是</w:t>
       </w:r>
-      <w:r>
-        <w:rPr>
-          <w:lang w:val="zh_CN" w:bidi="zh_CN"/>
-        </w:rPr>
-        <w:t>希腊文</w:t>
-      </w:r>
-      <w:r>
-        <w:rPr>
-          <w:lang w:val="zh_CN" w:bidi="zh_CN"/>
-        </w:rPr>
-        <w:t>，弥赛亚是希伯来文中的同一个词。希腊文是新约的语言，希伯来文是旧约的语言。</w:t>
+      <w:hyperlink r:id="rId14">
+        <w:r>
+          <w:rPr>
+            <w:lang w:val="zh_CN" w:bidi="zh_CN"/>
+          </w:rPr>
+          <w:rPr>
+            <w:color w:val="0000EE"/>
+            <w:u w:val="single"/>
+          </w:rPr>
+          <w:t>希腊文</w:t>
+        </w:r>
+      </w:hyperlink>
+      <w:r>
+        <w:rPr>
+          <w:lang w:val="zh_CN" w:bidi="zh_CN"/>
+        </w:rPr>
+        <w:t>，弥赛亚是</w:t>
+      </w:r>
+      <w:hyperlink r:id="rId15">
+        <w:r>
+          <w:rPr>
+            <w:lang w:val="zh_CN" w:bidi="zh_CN"/>
+          </w:rPr>
+          <w:rPr>
+            <w:color w:val="0000EE"/>
+            <w:u w:val="single"/>
+          </w:rPr>
+          <w:t>希伯来文</w:t>
+        </w:r>
+      </w:hyperlink>
+      <w:r>
+        <w:rPr>
+          <w:lang w:val="zh_CN" w:bidi="zh_CN"/>
+        </w:rPr>
+        <w:t>中的同一个词。希腊文是新约的语言，希伯来文是旧约的语言。</w:t>
       </w:r>
     </w:p>
     <w:p>
@@ -256,17 +286,41 @@
         </w:rPr>
         <w:t>"弥赛亚"这个词指的是神应许要差来的那位特别的</w:t>
       </w:r>
-      <w:r>
-        <w:rPr>
-          <w:lang w:val="zh_CN" w:bidi="zh_CN"/>
-        </w:rPr>
-        <w:t>王</w:t>
-      </w:r>
-      <w:r>
-        <w:rPr>
-          <w:lang w:val="zh_CN" w:bidi="zh_CN"/>
-        </w:rPr>
-        <w:t>和救主。</w:t>
+      <w:hyperlink r:id="rId16">
+        <w:r>
+          <w:rPr>
+            <w:lang w:val="zh_CN" w:bidi="zh_CN"/>
+          </w:rPr>
+          <w:rPr>
+            <w:color w:val="0000EE"/>
+            <w:u w:val="single"/>
+          </w:rPr>
+          <w:t>王</w:t>
+        </w:r>
+      </w:hyperlink>
+      <w:r>
+        <w:rPr>
+          <w:lang w:val="zh_CN" w:bidi="zh_CN"/>
+        </w:rPr>
+        <w:t>和</w:t>
+      </w:r>
+      <w:hyperlink r:id="rId17">
+        <w:r>
+          <w:rPr>
+            <w:lang w:val="zh_CN" w:bidi="zh_CN"/>
+          </w:rPr>
+          <w:rPr>
+            <w:color w:val="0000EE"/>
+            <w:u w:val="single"/>
+          </w:rPr>
+          <w:t>救主</w:t>
+        </w:r>
+      </w:hyperlink>
+      <w:r>
+        <w:rPr>
+          <w:lang w:val="zh_CN" w:bidi="zh_CN"/>
+        </w:rPr>
+        <w:t>。</w:t>
       </w:r>
     </w:p>
     <w:p>
@@ -282,48 +336,72 @@
         </w:rPr>
         <w:t>弥赛亚的字面意思是</w:t>
       </w:r>
-      <w:r>
-        <w:rPr>
-          <w:lang w:val="zh_CN" w:bidi="zh_CN"/>
-        </w:rPr>
-        <w:t>受膏者</w:t>
-      </w:r>
+      <w:hyperlink r:id="rId18">
+        <w:r>
+          <w:rPr>
+            <w:lang w:val="zh_CN" w:bidi="zh_CN"/>
+          </w:rPr>
+          <w:rPr>
+            <w:color w:val="0000EE"/>
+            <w:u w:val="single"/>
+          </w:rPr>
+          <w:t>受膏者</w:t>
+        </w:r>
+      </w:hyperlink>
       <w:r>
         <w:rPr>
           <w:lang w:val="zh_CN" w:bidi="zh_CN"/>
         </w:rPr>
         <w:t>。这意味着另外一个人把油倒在他们身上。这是一个记号，表明神给了这个人一项特殊的任务。例如，在旧约中，神告诉</w:t>
       </w:r>
-      <w:r>
-        <w:rPr>
-          <w:lang w:val="zh_CN" w:bidi="zh_CN"/>
-        </w:rPr>
-        <w:t>先知</w:t>
-      </w:r>
+      <w:hyperlink r:id="rId19">
+        <w:r>
+          <w:rPr>
+            <w:lang w:val="zh_CN" w:bidi="zh_CN"/>
+          </w:rPr>
+          <w:rPr>
+            <w:color w:val="0000EE"/>
+            <w:u w:val="single"/>
+          </w:rPr>
+          <w:t>先知</w:t>
+        </w:r>
+      </w:hyperlink>
       <w:r>
         <w:rPr>
           <w:lang w:val="zh_CN" w:bidi="zh_CN"/>
         </w:rPr>
         <w:t>撒母耳，要把油倒在</w:t>
       </w:r>
-      <w:r>
-        <w:rPr>
-          <w:lang w:val="zh_CN" w:bidi="zh_CN"/>
-        </w:rPr>
-        <w:t>大卫</w:t>
-      </w:r>
+      <w:hyperlink r:id="rId20">
+        <w:r>
+          <w:rPr>
+            <w:lang w:val="zh_CN" w:bidi="zh_CN"/>
+          </w:rPr>
+          <w:rPr>
+            <w:color w:val="0000EE"/>
+            <w:u w:val="single"/>
+          </w:rPr>
+          <w:t>大卫</w:t>
+        </w:r>
+      </w:hyperlink>
       <w:r>
         <w:rPr>
           <w:lang w:val="zh_CN" w:bidi="zh_CN"/>
         </w:rPr>
         <w:t>身上。这是一个记号，表明神拣选了大卫成为</w:t>
       </w:r>
-      <w:r>
-        <w:rPr>
-          <w:lang w:val="zh_CN" w:bidi="zh_CN"/>
-        </w:rPr>
-        <w:t>以色列</w:t>
-      </w:r>
+      <w:hyperlink r:id="rId21">
+        <w:r>
+          <w:rPr>
+            <w:lang w:val="zh_CN" w:bidi="zh_CN"/>
+          </w:rPr>
+          <w:rPr>
+            <w:color w:val="0000EE"/>
+            <w:u w:val="single"/>
+          </w:rPr>
+          <w:t>以色列</w:t>
+        </w:r>
+      </w:hyperlink>
       <w:r>
         <w:rPr>
           <w:lang w:val="zh_CN" w:bidi="zh_CN"/>
@@ -358,12 +436,18 @@
         </w:rPr>
         <w:t>大卫成为最受人喜爱的以色列王。但在大卫之后，其他人统治着以色列，他们中的许多人不是好王。这些王引导百姓远离神，因此神必须惩罚他们。以色列国被摧毁，并被其它</w:t>
       </w:r>
-      <w:r>
-        <w:rPr>
-          <w:lang w:val="zh_CN" w:bidi="zh_CN"/>
-        </w:rPr>
-        <w:t>国家</w:t>
-      </w:r>
+      <w:hyperlink r:id="rId22">
+        <w:r>
+          <w:rPr>
+            <w:lang w:val="zh_CN" w:bidi="zh_CN"/>
+          </w:rPr>
+          <w:rPr>
+            <w:color w:val="0000EE"/>
+            <w:u w:val="single"/>
+          </w:rPr>
+          <w:t>国家</w:t>
+        </w:r>
+      </w:hyperlink>
       <w:r>
         <w:rPr>
           <w:lang w:val="zh_CN" w:bidi="zh_CN"/>
@@ -378,11 +462,23 @@
           <w:lang w:val="zh_CN" w:bidi="zh_CN"/>
         </w:rPr>
       </w:r>
-      <w:r>
-        <w:rPr>
-          <w:lang w:val="zh_CN" w:bidi="zh_CN"/>
-        </w:rPr>
-        <w:t>以色列人开始称呼神应许要差遣的这个王为"弥赛亚"，意思是"受膏者"。</w:t>
+      <w:hyperlink r:id="rId23">
+        <w:r>
+          <w:rPr>
+            <w:lang w:val="zh_CN" w:bidi="zh_CN"/>
+          </w:rPr>
+          <w:rPr>
+            <w:color w:val="0000EE"/>
+            <w:u w:val="single"/>
+          </w:rPr>
+          <w:t>以色列人</w:t>
+        </w:r>
+      </w:hyperlink>
+      <w:r>
+        <w:rPr>
+          <w:lang w:val="zh_CN" w:bidi="zh_CN"/>
+        </w:rPr>
+        <w:t>开始称呼神应许要差遣的这个王为"弥赛亚"，意思是"受膏者"。</w:t>
       </w:r>
     </w:p>
     <w:p>
@@ -411,12 +507,18 @@
         </w:rPr>
         <w:t>就是神应许要差来的弥赛亚。耶稣是大卫的后裔。耶稣证明了神借着祂非凡的大能和</w:t>
       </w:r>
-      <w:r>
-        <w:rPr>
-          <w:lang w:val="zh_CN" w:bidi="zh_CN"/>
-        </w:rPr>
-        <w:t>权柄</w:t>
-      </w:r>
+      <w:hyperlink r:id="rId24">
+        <w:r>
+          <w:rPr>
+            <w:lang w:val="zh_CN" w:bidi="zh_CN"/>
+          </w:rPr>
+          <w:rPr>
+            <w:color w:val="0000EE"/>
+            <w:u w:val="single"/>
+          </w:rPr>
+          <w:t>权柄</w:t>
+        </w:r>
+      </w:hyperlink>
       <w:r>
         <w:rPr>
           <w:lang w:val="zh_CN" w:bidi="zh_CN"/>
@@ -437,24 +539,36 @@
         </w:rPr>
         <w:t>耶稣几乎从不直接地对人们说："我是弥赛亚！"这是因为人们还没有真正知道耶稣是弥赛亚意味着什么。他们错误地</w:t>
       </w:r>
-      <w:r>
-        <w:rPr>
-          <w:lang w:val="zh_CN" w:bidi="zh_CN"/>
-        </w:rPr>
-        <w:t>相信</w:t>
-      </w:r>
+      <w:hyperlink r:id="rId25">
+        <w:r>
+          <w:rPr>
+            <w:lang w:val="zh_CN" w:bidi="zh_CN"/>
+          </w:rPr>
+          <w:rPr>
+            <w:color w:val="0000EE"/>
+            <w:u w:val="single"/>
+          </w:rPr>
+          <w:t>相信</w:t>
+        </w:r>
+      </w:hyperlink>
       <w:r>
         <w:rPr>
           <w:lang w:val="zh_CN" w:bidi="zh_CN"/>
         </w:rPr>
         <w:t>弥赛亚会恢复以色列国，并把政治权力交还给他们。耶稣反而自称是"</w:t>
       </w:r>
-      <w:r>
-        <w:rPr>
-          <w:lang w:val="zh_CN" w:bidi="zh_CN"/>
-        </w:rPr>
-        <w:t>人子</w:t>
-      </w:r>
+      <w:hyperlink r:id="rId26">
+        <w:r>
+          <w:rPr>
+            <w:lang w:val="zh_CN" w:bidi="zh_CN"/>
+          </w:rPr>
+          <w:rPr>
+            <w:color w:val="0000EE"/>
+            <w:u w:val="single"/>
+          </w:rPr>
+          <w:t>人子</w:t>
+        </w:r>
+      </w:hyperlink>
       <w:r>
         <w:rPr>
           <w:lang w:val="zh_CN" w:bidi="zh_CN"/>
@@ -475,24 +589,36 @@
         </w:rPr>
         <w:t>耶稣从死里复活后，祂的</w:t>
       </w:r>
-      <w:r>
-        <w:rPr>
-          <w:lang w:val="zh_CN" w:bidi="zh_CN"/>
-        </w:rPr>
-        <w:t>门徒</w:t>
-      </w:r>
+      <w:hyperlink r:id="rId27">
+        <w:r>
+          <w:rPr>
+            <w:lang w:val="zh_CN" w:bidi="zh_CN"/>
+          </w:rPr>
+          <w:rPr>
+            <w:color w:val="0000EE"/>
+            <w:u w:val="single"/>
+          </w:rPr>
+          <w:t>门徒</w:t>
+        </w:r>
+      </w:hyperlink>
       <w:r>
         <w:rPr>
           <w:lang w:val="zh_CN" w:bidi="zh_CN"/>
         </w:rPr>
         <w:t>非常确定祂就是弥赛亚，他们开始与其他人分享这个好消息。神已经差来了救主！但耶稣不是一个只把人们从地上的政府中解救出来的救主。耶稣是救主，祂做了更多的事情，耶稣解救人们脱离</w:t>
       </w:r>
-      <w:r>
-        <w:rPr>
-          <w:lang w:val="zh_CN" w:bidi="zh_CN"/>
-        </w:rPr>
-        <w:t>罪</w:t>
-      </w:r>
+      <w:hyperlink r:id="rId28">
+        <w:r>
+          <w:rPr>
+            <w:lang w:val="zh_CN" w:bidi="zh_CN"/>
+          </w:rPr>
+          <w:rPr>
+            <w:color w:val="0000EE"/>
+            <w:u w:val="single"/>
+          </w:rPr>
+          <w:t>罪</w:t>
+        </w:r>
+      </w:hyperlink>
       <w:r>
         <w:rPr>
           <w:lang w:val="zh_CN" w:bidi="zh_CN"/>
@@ -655,24 +781,54 @@
         </w:rPr>
         <w:t>有时神会赐下一个记号作为警告，告诉人们一些重要的事。 例如，神告诉</w:t>
       </w:r>
-      <w:r>
-        <w:rPr>
-          <w:lang w:val="zh_CN" w:bidi="zh_CN"/>
-        </w:rPr>
-        <w:t>祭司</w:t>
-      </w:r>
-      <w:r>
-        <w:rPr>
-          <w:lang w:val="zh_CN" w:bidi="zh_CN"/>
-        </w:rPr>
-        <w:t>以利，以利的两个儿子将在同一天死亡。 这将是一个记号，表明神所说的一切事，作为对以色列人的</w:t>
-      </w:r>
-      <w:r>
-        <w:rPr>
-          <w:lang w:val="zh_CN" w:bidi="zh_CN"/>
-        </w:rPr>
-        <w:t>罪</w:t>
-      </w:r>
+      <w:hyperlink r:id="rId29">
+        <w:r>
+          <w:rPr>
+            <w:lang w:val="zh_CN" w:bidi="zh_CN"/>
+          </w:rPr>
+          <w:rPr>
+            <w:color w:val="0000EE"/>
+            <w:u w:val="single"/>
+          </w:rPr>
+          <w:t>祭司</w:t>
+        </w:r>
+      </w:hyperlink>
+      <w:r>
+        <w:rPr>
+          <w:lang w:val="zh_CN" w:bidi="zh_CN"/>
+        </w:rPr>
+        <w:t>以利，以利的两个儿子将在同一天死亡。 这将是一个记号，表明神所说的一切事，作为对</w:t>
+      </w:r>
+      <w:hyperlink r:id="rId23">
+        <w:r>
+          <w:rPr>
+            <w:lang w:val="zh_CN" w:bidi="zh_CN"/>
+          </w:rPr>
+          <w:rPr>
+            <w:color w:val="0000EE"/>
+            <w:u w:val="single"/>
+          </w:rPr>
+          <w:t>以色列</w:t>
+        </w:r>
+      </w:hyperlink>
+      <w:r>
+        <w:rPr>
+          <w:lang w:val="zh_CN" w:bidi="zh_CN"/>
+        </w:rPr>
+        <w:t>人的</w:t>
+      </w:r>
+      <w:hyperlink r:id="rId28">
+        <w:r>
+          <w:rPr>
+            <w:lang w:val="zh_CN" w:bidi="zh_CN"/>
+          </w:rPr>
+          <w:rPr>
+            <w:color w:val="0000EE"/>
+            <w:u w:val="single"/>
+          </w:rPr>
+          <w:t>罪</w:t>
+        </w:r>
+      </w:hyperlink>
       <w:r>
         <w:rPr>
           <w:lang w:val="zh_CN" w:bidi="zh_CN"/>
@@ -693,12 +849,18 @@
         </w:rPr>
         <w:t>耶稣行了许多</w:t>
       </w:r>
-      <w:r>
-        <w:rPr>
-          <w:lang w:val="zh_CN" w:bidi="zh_CN"/>
-        </w:rPr>
-        <w:t>神迹</w:t>
-      </w:r>
+      <w:hyperlink r:id="rId30">
+        <w:r>
+          <w:rPr>
+            <w:lang w:val="zh_CN" w:bidi="zh_CN"/>
+          </w:rPr>
+          <w:rPr>
+            <w:color w:val="0000EE"/>
+            <w:u w:val="single"/>
+          </w:rPr>
+          <w:t>神迹</w:t>
+        </w:r>
+      </w:hyperlink>
       <w:r>
         <w:rPr>
           <w:lang w:val="zh_CN" w:bidi="zh_CN"/>
@@ -717,7 +879,25 @@
         <w:rPr>
           <w:lang w:val="zh_CN" w:bidi="zh_CN"/>
         </w:rPr>
-        <w:t>耶稣的信徒也行了神迹。 这些记号证明耶稣的信徒说的是关于耶稣的真理。</w:t>
+        <w:t>耶稣的</w:t>
+      </w:r>
+      <w:hyperlink r:id="rId31">
+        <w:r>
+          <w:rPr>
+            <w:lang w:val="zh_CN" w:bidi="zh_CN"/>
+          </w:rPr>
+          <w:rPr>
+            <w:color w:val="0000EE"/>
+            <w:u w:val="single"/>
+          </w:rPr>
+          <w:t>信徒</w:t>
+        </w:r>
+      </w:hyperlink>
+      <w:r>
+        <w:rPr>
+          <w:lang w:val="zh_CN" w:bidi="zh_CN"/>
+        </w:rPr>
+        <w:t>也行了神迹。 这些记号证明耶稣的信徒说的是关于耶稣的真理。</w:t>
       </w:r>
     </w:p>
     <w:p>
@@ -747,12 +927,18 @@
         </w:rPr>
         <w:t>记号帮助人们</w:t>
       </w:r>
-      <w:r>
-        <w:rPr>
-          <w:lang w:val="zh_CN" w:bidi="zh_CN"/>
-        </w:rPr>
-        <w:t>相信</w:t>
-      </w:r>
+      <w:hyperlink r:id="rId25">
+        <w:r>
+          <w:rPr>
+            <w:lang w:val="zh_CN" w:bidi="zh_CN"/>
+          </w:rPr>
+          <w:rPr>
+            <w:color w:val="0000EE"/>
+            <w:u w:val="single"/>
+          </w:rPr>
+          <w:t>相信</w:t>
+        </w:r>
+      </w:hyperlink>
       <w:r>
         <w:rPr>
           <w:lang w:val="zh_CN" w:bidi="zh_CN"/>
@@ -828,53 +1014,113 @@
         </w:rPr>
         <w:t>是在</w:t>
       </w:r>
-      <w:r>
-        <w:rPr>
-          <w:lang w:val="zh_CN" w:bidi="zh_CN"/>
-        </w:rPr>
-        <w:t>耶路撒冷</w:t>
-      </w:r>
+      <w:hyperlink r:id="rId32">
+        <w:r>
+          <w:rPr>
+            <w:lang w:val="zh_CN" w:bidi="zh_CN"/>
+          </w:rPr>
+          <w:rPr>
+            <w:color w:val="0000EE"/>
+            <w:u w:val="single"/>
+          </w:rPr>
+          <w:t>耶路撒冷</w:t>
+        </w:r>
+      </w:hyperlink>
       <w:r>
         <w:rPr>
           <w:lang w:val="zh_CN" w:bidi="zh_CN"/>
         </w:rPr>
         <w:t>的神的</w:t>
       </w:r>
-      <w:r>
-        <w:rPr>
-          <w:lang w:val="zh_CN" w:bidi="zh_CN"/>
-        </w:rPr>
-        <w:t>圣殿</w:t>
-      </w:r>
+      <w:hyperlink r:id="rId33">
+        <w:r>
+          <w:rPr>
+            <w:lang w:val="zh_CN" w:bidi="zh_CN"/>
+          </w:rPr>
+          <w:rPr>
+            <w:color w:val="0000EE"/>
+            <w:u w:val="single"/>
+          </w:rPr>
+          <w:t>圣殿</w:t>
+        </w:r>
+      </w:hyperlink>
       <w:r>
         <w:rPr>
           <w:lang w:val="zh_CN" w:bidi="zh_CN"/>
         </w:rPr>
         <w:t>中工作的人。在人们建造圣殿之前，祭司在</w:t>
       </w:r>
-      <w:r>
-        <w:rPr>
-          <w:lang w:val="zh_CN" w:bidi="zh_CN"/>
-        </w:rPr>
-        <w:t>会幕</w:t>
-      </w:r>
-      <w:r>
-        <w:rPr>
-          <w:lang w:val="zh_CN" w:bidi="zh_CN"/>
-        </w:rPr>
-        <w:t>中工作，会幕是便携式的圣殿，是一顶帐篷。 圣殿以及在此之前的会幕，是以色列人敬拜神的地方。 祭司负责代表百姓向神</w:t>
-      </w:r>
-      <w:r>
-        <w:rPr>
-          <w:lang w:val="zh_CN" w:bidi="zh_CN"/>
-        </w:rPr>
-        <w:t>献祭</w:t>
-      </w:r>
-      <w:r>
-        <w:rPr>
-          <w:lang w:val="zh_CN" w:bidi="zh_CN"/>
-        </w:rPr>
-        <w:t>。 他们看顾圣殿，并教导人们如何敬拜神。</w:t>
+      <w:hyperlink r:id="rId34">
+        <w:r>
+          <w:rPr>
+            <w:lang w:val="zh_CN" w:bidi="zh_CN"/>
+          </w:rPr>
+          <w:rPr>
+            <w:color w:val="0000EE"/>
+            <w:u w:val="single"/>
+          </w:rPr>
+          <w:t>会幕</w:t>
+        </w:r>
+      </w:hyperlink>
+      <w:r>
+        <w:rPr>
+          <w:lang w:val="zh_CN" w:bidi="zh_CN"/>
+        </w:rPr>
+        <w:t>中工作，会幕是便携式的圣殿，是一顶帐篷。 圣殿以及在此之前的会幕，是</w:t>
+      </w:r>
+      <w:hyperlink r:id="rId23">
+        <w:r>
+          <w:rPr>
+            <w:lang w:val="zh_CN" w:bidi="zh_CN"/>
+          </w:rPr>
+          <w:rPr>
+            <w:color w:val="0000EE"/>
+            <w:u w:val="single"/>
+          </w:rPr>
+          <w:t>以色列人</w:t>
+        </w:r>
+      </w:hyperlink>
+      <w:r>
+        <w:rPr>
+          <w:lang w:val="zh_CN" w:bidi="zh_CN"/>
+        </w:rPr>
+        <w:t>敬拜神的地方。 祭司负责代表百姓向神</w:t>
+      </w:r>
+      <w:hyperlink r:id="rId35">
+        <w:r>
+          <w:rPr>
+            <w:lang w:val="zh_CN" w:bidi="zh_CN"/>
+          </w:rPr>
+          <w:rPr>
+            <w:color w:val="0000EE"/>
+            <w:u w:val="single"/>
+          </w:rPr>
+          <w:t>献祭</w:t>
+        </w:r>
+      </w:hyperlink>
+      <w:r>
+        <w:rPr>
+          <w:lang w:val="zh_CN" w:bidi="zh_CN"/>
+        </w:rPr>
+        <w:t>。 他们看顾圣殿，并教导人们如何</w:t>
+      </w:r>
+      <w:hyperlink r:id="rId36">
+        <w:r>
+          <w:rPr>
+            <w:lang w:val="zh_CN" w:bidi="zh_CN"/>
+          </w:rPr>
+          <w:rPr>
+            <w:color w:val="0000EE"/>
+            <w:u w:val="single"/>
+          </w:rPr>
+          <w:t>敬拜</w:t>
+        </w:r>
+      </w:hyperlink>
+      <w:r>
+        <w:rPr>
+          <w:lang w:val="zh_CN" w:bidi="zh_CN"/>
+        </w:rPr>
+        <w:t>神。</w:t>
       </w:r>
     </w:p>
     <w:p>
@@ -890,60 +1136,126 @@
         </w:rPr>
         <w:t>神是</w:t>
       </w:r>
-      <w:r>
-        <w:rPr>
-          <w:lang w:val="zh_CN" w:bidi="zh_CN"/>
-        </w:rPr>
-        <w:t>圣洁</w:t>
-      </w:r>
+      <w:hyperlink r:id="rId37">
+        <w:r>
+          <w:rPr>
+            <w:lang w:val="zh_CN" w:bidi="zh_CN"/>
+          </w:rPr>
+          <w:rPr>
+            <w:color w:val="0000EE"/>
+            <w:u w:val="single"/>
+          </w:rPr>
+          <w:t>圣洁</w:t>
+        </w:r>
+      </w:hyperlink>
       <w:r>
         <w:rPr>
           <w:lang w:val="zh_CN" w:bidi="zh_CN"/>
         </w:rPr>
         <w:t>的，人们不能来到祂面前，因为人们是</w:t>
       </w:r>
-      <w:r>
-        <w:rPr>
-          <w:lang w:val="zh_CN" w:bidi="zh_CN"/>
-        </w:rPr>
-        <w:t>有罪的</w:t>
-      </w:r>
+      <w:hyperlink r:id="rId28">
+        <w:r>
+          <w:rPr>
+            <w:lang w:val="zh_CN" w:bidi="zh_CN"/>
+          </w:rPr>
+          <w:rPr>
+            <w:color w:val="0000EE"/>
+            <w:u w:val="single"/>
+          </w:rPr>
+          <w:t>有罪的</w:t>
+        </w:r>
+      </w:hyperlink>
       <w:r>
         <w:rPr>
           <w:lang w:val="zh_CN" w:bidi="zh_CN"/>
         </w:rPr>
         <w:t>。 因为人是有罪的，所以他们是</w:t>
       </w:r>
-      <w:r>
-        <w:rPr>
-          <w:lang w:val="zh_CN" w:bidi="zh_CN"/>
-        </w:rPr>
-        <w:t>不洁净</w:t>
-      </w:r>
-      <w:r>
-        <w:rPr>
-          <w:lang w:val="zh_CN" w:bidi="zh_CN"/>
-        </w:rPr>
-        <w:t>的。 在圣经中，不洁净的意思是不适合来到神面前。 人们必须首先变得洁净。 祭司的工作是使人洁净，即洁净他们。 祭司通过代表百姓</w:t>
-      </w:r>
-      <w:r>
-        <w:rPr>
-          <w:lang w:val="zh_CN" w:bidi="zh_CN"/>
-        </w:rPr>
-        <w:t>献祭</w:t>
-      </w:r>
-      <w:r>
-        <w:rPr>
-          <w:lang w:val="zh_CN" w:bidi="zh_CN"/>
-        </w:rPr>
-        <w:t>，并教导人们如何生活来做到这一点。 他们举行仪式，象征着人们变得洁净。 因此，祭司处于神和百姓之间。 他们使人们有可能来到神面前，并继续与神保持良好的关系。 他们洁净百姓，这样神就可以下来与百姓相遇。 对</w:t>
-      </w:r>
-      <w:r>
-        <w:rPr>
-          <w:lang w:val="zh_CN" w:bidi="zh_CN"/>
-        </w:rPr>
-        <w:t>犹太人</w:t>
-      </w:r>
+      <w:hyperlink r:id="rId38">
+        <w:r>
+          <w:rPr>
+            <w:lang w:val="zh_CN" w:bidi="zh_CN"/>
+          </w:rPr>
+          <w:rPr>
+            <w:color w:val="0000EE"/>
+            <w:u w:val="single"/>
+          </w:rPr>
+          <w:t>不洁净</w:t>
+        </w:r>
+      </w:hyperlink>
+      <w:r>
+        <w:rPr>
+          <w:lang w:val="zh_CN" w:bidi="zh_CN"/>
+        </w:rPr>
+        <w:t>的。 在圣经中，不洁净的意思是不适合来到神面前。 人们必须首先变得洁净。 祭司的工作是使人洁净，即</w:t>
+      </w:r>
+      <w:hyperlink r:id="rId39">
+        <w:r>
+          <w:rPr>
+            <w:lang w:val="zh_CN" w:bidi="zh_CN"/>
+          </w:rPr>
+          <w:rPr>
+            <w:color w:val="0000EE"/>
+            <w:u w:val="single"/>
+          </w:rPr>
+          <w:t>洁净</w:t>
+        </w:r>
+      </w:hyperlink>
+      <w:r>
+        <w:rPr>
+          <w:lang w:val="zh_CN" w:bidi="zh_CN"/>
+        </w:rPr>
+        <w:t>他们。 祭司通过代表百姓</w:t>
+      </w:r>
+      <w:hyperlink r:id="rId35">
+        <w:r>
+          <w:rPr>
+            <w:lang w:val="zh_CN" w:bidi="zh_CN"/>
+          </w:rPr>
+          <w:rPr>
+            <w:color w:val="0000EE"/>
+            <w:u w:val="single"/>
+          </w:rPr>
+          <w:t>献祭</w:t>
+        </w:r>
+      </w:hyperlink>
+      <w:r>
+        <w:rPr>
+          <w:lang w:val="zh_CN" w:bidi="zh_CN"/>
+        </w:rPr>
+        <w:t>，并教导人们如何生活来做到这一点。 他们举行仪式，象征着人们变得洁净。 因此，祭司处于神和百姓之间。 他们使人们有可能来到神面前，并继续与神保持良好的</w:t>
+      </w:r>
+      <w:hyperlink r:id="rId40">
+        <w:r>
+          <w:rPr>
+            <w:lang w:val="zh_CN" w:bidi="zh_CN"/>
+          </w:rPr>
+          <w:rPr>
+            <w:color w:val="0000EE"/>
+            <w:u w:val="single"/>
+          </w:rPr>
+          <w:t>关系</w:t>
+        </w:r>
+      </w:hyperlink>
+      <w:r>
+        <w:rPr>
+          <w:lang w:val="zh_CN" w:bidi="zh_CN"/>
+        </w:rPr>
+        <w:t>。 他们洁净百姓，这样神就可以下来与百姓相遇。 对</w:t>
+      </w:r>
+      <w:hyperlink r:id="rId41">
+        <w:r>
+          <w:rPr>
+            <w:lang w:val="zh_CN" w:bidi="zh_CN"/>
+          </w:rPr>
+          <w:rPr>
+            <w:color w:val="0000EE"/>
+            <w:u w:val="single"/>
+          </w:rPr>
+          <w:t>犹太人</w:t>
+        </w:r>
+      </w:hyperlink>
       <w:r>
         <w:rPr>
           <w:lang w:val="zh_CN" w:bidi="zh_CN"/>
@@ -962,19 +1274,97 @@
         <w:rPr>
           <w:lang w:val="zh_CN" w:bidi="zh_CN"/>
         </w:rPr>
-        <w:t>只有特定的人才能成为成为祭司。 以色列人分为12个支派。 一个支派被称为利未支派，这个支派中的人被称为利未人。 通过摩西，神将祂的</w:t>
-      </w:r>
-      <w:r>
-        <w:rPr>
-          <w:lang w:val="zh_CN" w:bidi="zh_CN"/>
-        </w:rPr>
-        <w:t>律法</w:t>
-      </w:r>
-      <w:r>
-        <w:rPr>
-          <w:lang w:val="zh_CN" w:bidi="zh_CN"/>
-        </w:rPr>
-        <w:t>赐给人们，他是利未人。 摩西的兄弟亚伦也是利未人。 亚伦成为犹太人的第一位大祭司。 大祭司是最重要的祭司。 神使亚伦的儿子们成为第一批祭司。 从那时候起，亚伦的所有男性后裔都成了祭司。</w:t>
+        <w:t xml:space="preserve">只有特定的人才能成为成为祭司。 </w:t>
+      </w:r>
+      <w:hyperlink r:id="rId23">
+        <w:r>
+          <w:rPr>
+            <w:lang w:val="zh_CN" w:bidi="zh_CN"/>
+          </w:rPr>
+          <w:rPr>
+            <w:color w:val="0000EE"/>
+            <w:u w:val="single"/>
+          </w:rPr>
+          <w:t>以色列人</w:t>
+        </w:r>
+      </w:hyperlink>
+      <w:r>
+        <w:rPr>
+          <w:lang w:val="zh_CN" w:bidi="zh_CN"/>
+        </w:rPr>
+        <w:t>分为12个支派。 一个支派被称为利未支派，这个支派中的人被称为</w:t>
+      </w:r>
+      <w:hyperlink r:id="rId42">
+        <w:r>
+          <w:rPr>
+            <w:lang w:val="zh_CN" w:bidi="zh_CN"/>
+          </w:rPr>
+          <w:rPr>
+            <w:color w:val="0000EE"/>
+            <w:u w:val="single"/>
+          </w:rPr>
+          <w:t>利未人</w:t>
+        </w:r>
+      </w:hyperlink>
+      <w:r>
+        <w:rPr>
+          <w:lang w:val="zh_CN" w:bidi="zh_CN"/>
+        </w:rPr>
+        <w:t>。 通过摩西，神将祂的</w:t>
+      </w:r>
+      <w:hyperlink r:id="rId43">
+        <w:r>
+          <w:rPr>
+            <w:lang w:val="zh_CN" w:bidi="zh_CN"/>
+          </w:rPr>
+          <w:rPr>
+            <w:color w:val="0000EE"/>
+            <w:u w:val="single"/>
+          </w:rPr>
+          <w:t>律法</w:t>
+        </w:r>
+      </w:hyperlink>
+      <w:r>
+        <w:rPr>
+          <w:lang w:val="zh_CN" w:bidi="zh_CN"/>
+        </w:rPr>
+        <w:t>赐给人们，他是利未人。 摩西的兄弟亚伦也是利未人。 亚伦成为犹太人的第一位</w:t>
+      </w:r>
+      <w:hyperlink r:id="rId44">
+        <w:r>
+          <w:rPr>
+            <w:lang w:val="zh_CN" w:bidi="zh_CN"/>
+          </w:rPr>
+          <w:rPr>
+            <w:color w:val="0000EE"/>
+            <w:u w:val="single"/>
+          </w:rPr>
+          <w:t>大祭司</w:t>
+        </w:r>
+      </w:hyperlink>
+      <w:r>
+        <w:rPr>
+          <w:lang w:val="zh_CN" w:bidi="zh_CN"/>
+        </w:rPr>
+        <w:t>。 大祭司是最重要的祭司。 神使亚伦的儿子们成为第一批祭司。 从那时候起，亚伦的所有男性</w:t>
+      </w:r>
+      <w:hyperlink r:id="rId45">
+        <w:r>
+          <w:rPr>
+            <w:lang w:val="zh_CN" w:bidi="zh_CN"/>
+          </w:rPr>
+          <w:rPr>
+            <w:color w:val="0000EE"/>
+            <w:u w:val="single"/>
+          </w:rPr>
+          <w:t>后裔</w:t>
+        </w:r>
+      </w:hyperlink>
+      <w:r>
+        <w:rPr>
+          <w:lang w:val="zh_CN" w:bidi="zh_CN"/>
+        </w:rPr>
+        <w:t>都成了祭司。</w:t>
       </w:r>
     </w:p>
     <w:p>
@@ -1004,24 +1394,36 @@
         </w:rPr>
         <w:t>在耶稣时代，一些祭司也是百姓的领袖。 他们被称为祭司长。 这些祭司长或带头祭司通常是富有的人，他们与大祭司有亲缘关系。 他们通常属于一群名为</w:t>
       </w:r>
-      <w:r>
-        <w:rPr>
-          <w:lang w:val="zh_CN" w:bidi="zh_CN"/>
-        </w:rPr>
-        <w:t>撒都该人</w:t>
-      </w:r>
+      <w:hyperlink r:id="rId46">
+        <w:r>
+          <w:rPr>
+            <w:lang w:val="zh_CN" w:bidi="zh_CN"/>
+          </w:rPr>
+          <w:rPr>
+            <w:color w:val="0000EE"/>
+            <w:u w:val="single"/>
+          </w:rPr>
+          <w:t>撒都该人</w:t>
+        </w:r>
+      </w:hyperlink>
       <w:r>
         <w:rPr>
           <w:lang w:val="zh_CN" w:bidi="zh_CN"/>
         </w:rPr>
         <w:t>的宗教领袖团体，并且是犹太议会，即</w:t>
       </w:r>
-      <w:r>
-        <w:rPr>
-          <w:lang w:val="zh_CN" w:bidi="zh_CN"/>
-        </w:rPr>
-        <w:t>公会</w:t>
-      </w:r>
+      <w:hyperlink r:id="rId47">
+        <w:r>
+          <w:rPr>
+            <w:lang w:val="zh_CN" w:bidi="zh_CN"/>
+          </w:rPr>
+          <w:rPr>
+            <w:color w:val="0000EE"/>
+            <w:u w:val="single"/>
+          </w:rPr>
+          <w:t>公会</w:t>
+        </w:r>
+      </w:hyperlink>
       <w:r>
         <w:rPr>
           <w:lang w:val="zh_CN" w:bidi="zh_CN"/>
@@ -1042,12 +1444,18 @@
         </w:rPr>
         <w:t>住在</w:t>
       </w:r>
-      <w:r>
-        <w:rPr>
-          <w:lang w:val="zh_CN" w:bidi="zh_CN"/>
-        </w:rPr>
-        <w:t>以色列</w:t>
-      </w:r>
+      <w:hyperlink r:id="rId21">
+        <w:r>
+          <w:rPr>
+            <w:lang w:val="zh_CN" w:bidi="zh_CN"/>
+          </w:rPr>
+          <w:rPr>
+            <w:color w:val="0000EE"/>
+            <w:u w:val="single"/>
+          </w:rPr>
+          <w:t>以色列</w:t>
+        </w:r>
+      </w:hyperlink>
       <w:r>
         <w:rPr>
           <w:lang w:val="zh_CN" w:bidi="zh_CN"/>
@@ -1095,7 +1503,37 @@
         <w:rPr>
           <w:lang w:val="zh_CN" w:bidi="zh_CN"/>
         </w:rPr>
-        <w:t>一些基督徒教会使用"祭司"这个词来表示教会中的领袖。 使用与圣经中的"祭司"完全相同的词不是一个好主意，因为这个词的意思完全不同。 教会中的领袖不像圣经中的祭司那样献祭。</w:t>
+        <w:t>一些</w:t>
+      </w:r>
+      <w:hyperlink r:id="rId48">
+        <w:r>
+          <w:rPr>
+            <w:lang w:val="zh_CN" w:bidi="zh_CN"/>
+          </w:rPr>
+          <w:rPr>
+            <w:color w:val="0000EE"/>
+            <w:u w:val="single"/>
+          </w:rPr>
+          <w:t>基督徒</w:t>
+        </w:r>
+      </w:hyperlink>
+      <w:hyperlink r:id="rId49">
+        <w:r>
+          <w:rPr>
+            <w:lang w:val="zh_CN" w:bidi="zh_CN"/>
+          </w:rPr>
+          <w:rPr>
+            <w:color w:val="0000EE"/>
+            <w:u w:val="single"/>
+          </w:rPr>
+          <w:t>教会</w:t>
+        </w:r>
+      </w:hyperlink>
+      <w:r>
+        <w:rPr>
+          <w:lang w:val="zh_CN" w:bidi="zh_CN"/>
+        </w:rPr>
+        <w:t>使用"祭司"这个词来表示教会中的领袖。 使用与圣经中的"祭司"完全相同的词不是一个好主意，因为这个词的意思完全不同。 教会中的领袖不像圣经中的祭司那样献祭。</w:t>
       </w:r>
     </w:p>
     <w:p>
@@ -1166,42 +1604,102 @@
         </w:rPr>
         <w:t>是在仪式中向神献上的礼物或</w:t>
       </w:r>
-      <w:r>
-        <w:rPr>
-          <w:lang w:val="zh_CN" w:bidi="zh_CN"/>
-        </w:rPr>
-        <w:t>献祭</w:t>
-      </w:r>
+      <w:hyperlink r:id="rId35">
+        <w:r>
+          <w:rPr>
+            <w:lang w:val="zh_CN" w:bidi="zh_CN"/>
+          </w:rPr>
+          <w:rPr>
+            <w:color w:val="0000EE"/>
+            <w:u w:val="single"/>
+          </w:rPr>
+          <w:t>献祭</w:t>
+        </w:r>
+      </w:hyperlink>
       <w:r>
         <w:rPr>
           <w:lang w:val="zh_CN" w:bidi="zh_CN"/>
         </w:rPr>
         <w:t>，通常在</w:t>
       </w:r>
-      <w:r>
-        <w:rPr>
-          <w:lang w:val="zh_CN" w:bidi="zh_CN"/>
-        </w:rPr>
-        <w:t>圣殿</w:t>
-      </w:r>
-      <w:r>
-        <w:rPr>
-          <w:lang w:val="zh_CN" w:bidi="zh_CN"/>
-        </w:rPr>
-        <w:t>或在特别的祭坛上。 人们可以出于多种原因而献祭，包括表示感谢、被洁净或请求</w:t>
-      </w:r>
-      <w:r>
-        <w:rPr>
-          <w:lang w:val="zh_CN" w:bidi="zh_CN"/>
-        </w:rPr>
-        <w:t>赦免</w:t>
-      </w:r>
-      <w:r>
-        <w:rPr>
-          <w:lang w:val="zh_CN" w:bidi="zh_CN"/>
-        </w:rPr>
-        <w:t>罪</w:t>
-      </w:r>
+      <w:hyperlink r:id="rId33">
+        <w:r>
+          <w:rPr>
+            <w:lang w:val="zh_CN" w:bidi="zh_CN"/>
+          </w:rPr>
+          <w:rPr>
+            <w:color w:val="0000EE"/>
+            <w:u w:val="single"/>
+          </w:rPr>
+          <w:t>圣殿</w:t>
+        </w:r>
+      </w:hyperlink>
+      <w:r>
+        <w:rPr>
+          <w:lang w:val="zh_CN" w:bidi="zh_CN"/>
+        </w:rPr>
+        <w:t>或在特别的</w:t>
+      </w:r>
+      <w:hyperlink r:id="rId50">
+        <w:r>
+          <w:rPr>
+            <w:lang w:val="zh_CN" w:bidi="zh_CN"/>
+          </w:rPr>
+          <w:rPr>
+            <w:color w:val="0000EE"/>
+            <w:u w:val="single"/>
+          </w:rPr>
+          <w:t>祭坛</w:t>
+        </w:r>
+      </w:hyperlink>
+      <w:r>
+        <w:rPr>
+          <w:lang w:val="zh_CN" w:bidi="zh_CN"/>
+        </w:rPr>
+        <w:t>上。 人们可以出于多种原因而献祭，包括表示感谢、被</w:t>
+      </w:r>
+      <w:hyperlink r:id="rId39">
+        <w:r>
+          <w:rPr>
+            <w:lang w:val="zh_CN" w:bidi="zh_CN"/>
+          </w:rPr>
+          <w:rPr>
+            <w:color w:val="0000EE"/>
+            <w:u w:val="single"/>
+          </w:rPr>
+          <w:t>洁净</w:t>
+        </w:r>
+      </w:hyperlink>
+      <w:r>
+        <w:rPr>
+          <w:lang w:val="zh_CN" w:bidi="zh_CN"/>
+        </w:rPr>
+        <w:t>或请求</w:t>
+      </w:r>
+      <w:hyperlink r:id="rId51">
+        <w:r>
+          <w:rPr>
+            <w:lang w:val="zh_CN" w:bidi="zh_CN"/>
+          </w:rPr>
+          <w:rPr>
+            <w:color w:val="0000EE"/>
+            <w:u w:val="single"/>
+          </w:rPr>
+          <w:t>赦免</w:t>
+        </w:r>
+      </w:hyperlink>
+      <w:hyperlink r:id="rId28">
+        <w:r>
+          <w:rPr>
+            <w:lang w:val="zh_CN" w:bidi="zh_CN"/>
+          </w:rPr>
+          <w:rPr>
+            <w:color w:val="0000EE"/>
+            <w:u w:val="single"/>
+          </w:rPr>
+          <w:t>罪</w:t>
+        </w:r>
+      </w:hyperlink>
       <w:r>
         <w:rPr>
           <w:lang w:val="zh_CN" w:bidi="zh_CN"/>
